--- a/book/docx-por-capitulo/capitulo-12-computer-vision.docx
+++ b/book/docx-por-capitulo/capitulo-12-computer-vision.docx
@@ -7,6 +7,7 @@
         <w:pStyle w:val="Endure-ChapterTitle"/>
         <w:keepNext/>
         <w:spacing w:before="480" w:after="240"/>
+        <w:outlineLvl w:val="0"/>
       </w:pPr>
       <w:r>
         <w:rPr>
@@ -26,112 +27,140 @@
         <w:pStyle w:val="Endure-Subhead"/>
         <w:keepNext/>
         <w:spacing w:before="240" w:after="60"/>
+        <w:outlineLvl w:val="1"/>
       </w:pPr>
       <w:r>
+        <w:rPr>
+          <w:sz w:val="24"/>
+        </w:rPr>
         <w:t>Introducción</w:t>
       </w:r>
     </w:p>
     <w:p>
       <w:pPr>
         <w:pStyle w:val="Endure-FirstParagraphBodyText"/>
+        <w:spacing w:before="100" w:after="100"/>
       </w:pPr>
       <w:r>
+        <w:rPr>
+          <w:sz w:val="20"/>
+        </w:rPr>
         <w:t>El Jetson AGX Orin 64GB tiene una GPU Ampere (sm_87) con 2048 CUDA cores diseñada específicamente para inferencia de visión artificial. A diferencia de un servidor con GPU dedicada, la memoria unificada del Jetson permite procesar imágenes directamente en la misma memoria que usa el LLM, eliminando la latencia de transferencia CPU↔GPU.</w:t>
       </w:r>
     </w:p>
     <w:p>
       <w:pPr>
         <w:pStyle w:val="Endure-ChapterBodyText"/>
+        <w:spacing w:before="100" w:after="100"/>
       </w:pPr>
       <w:r>
+        <w:rPr>
+          <w:sz w:val="20"/>
+        </w:rPr>
         <w:t>Este capítulo cubre cuatro categorías de visión artificial:</w:t>
       </w:r>
     </w:p>
     <w:p>
       <w:pPr>
         <w:pStyle w:val="Endure-ChapterBodyText"/>
-        <w:spacing w:before="20" w:after="20"/>
+        <w:spacing w:before="40" w:after="40"/>
         <w:ind w:left="360" w:hanging="216"/>
       </w:pPr>
       <w:r>
         <w:rPr>
-          <w:sz w:val="18"/>
+          <w:sz w:val="20"/>
         </w:rPr>
         <w:t xml:space="preserve">1. </w:t>
       </w:r>
       <w:r>
         <w:rPr>
           <w:b/>
+          <w:sz w:val="20"/>
         </w:rPr>
         <w:t>OCR (Reconocimiento Óptico de Caracteres):</w:t>
       </w:r>
       <w:r>
+        <w:rPr>
+          <w:sz w:val="20"/>
+        </w:rPr>
         <w:t xml:space="preserve"> pytesseract y EasyOCR para extracción de texto de imágenes y documentos</w:t>
       </w:r>
     </w:p>
     <w:p>
       <w:pPr>
         <w:pStyle w:val="Endure-ChapterBodyText"/>
-        <w:spacing w:before="20" w:after="20"/>
+        <w:spacing w:before="40" w:after="40"/>
         <w:ind w:left="360" w:hanging="216"/>
       </w:pPr>
       <w:r>
         <w:rPr>
-          <w:sz w:val="18"/>
+          <w:sz w:val="20"/>
         </w:rPr>
         <w:t xml:space="preserve">2. </w:t>
       </w:r>
       <w:r>
         <w:rPr>
           <w:b/>
+          <w:sz w:val="20"/>
         </w:rPr>
         <w:t>Modelos de visión-lenguaje:</w:t>
       </w:r>
       <w:r>
+        <w:rPr>
+          <w:sz w:val="20"/>
+        </w:rPr>
         <w:t xml:space="preserve"> Gemma 4 E4B para image captioning y VQA (Visual Question Answering)</w:t>
       </w:r>
     </w:p>
     <w:p>
       <w:pPr>
         <w:pStyle w:val="Endure-ChapterBodyText"/>
-        <w:spacing w:before="20" w:after="20"/>
+        <w:spacing w:before="40" w:after="40"/>
         <w:ind w:left="360" w:hanging="216"/>
       </w:pPr>
       <w:r>
         <w:rPr>
-          <w:sz w:val="18"/>
+          <w:sz w:val="20"/>
         </w:rPr>
         <w:t xml:space="preserve">3. </w:t>
       </w:r>
       <w:r>
         <w:rPr>
           <w:b/>
+          <w:sz w:val="20"/>
         </w:rPr>
         <w:t>Detección de objetos:</w:t>
       </w:r>
       <w:r>
+        <w:rPr>
+          <w:sz w:val="20"/>
+        </w:rPr>
         <w:t xml:space="preserve"> nanoowl para detección zero-shot en tiempo real con cámara USB/CSI</w:t>
       </w:r>
     </w:p>
     <w:p>
       <w:pPr>
         <w:pStyle w:val="Endure-ChapterBodyText"/>
-        <w:spacing w:before="20" w:after="20"/>
+        <w:spacing w:before="40" w:after="40"/>
         <w:ind w:left="360" w:hanging="216"/>
       </w:pPr>
       <w:r>
         <w:rPr>
-          <w:sz w:val="18"/>
+          <w:sz w:val="20"/>
         </w:rPr>
         <w:t xml:space="preserve">4. </w:t>
       </w:r>
       <w:r>
         <w:rPr>
           <w:b/>
+          <w:sz w:val="20"/>
         </w:rPr>
         <w:t>Procesamiento de video:</w:t>
       </w:r>
       <w:r>
+        <w:rPr>
+          <w:sz w:val="20"/>
+        </w:rPr>
         <w:t xml:space="preserve"> OpenCV para captura, preprocesamiento y análisis fotograma por fotograma</w:t>
       </w:r>
     </w:p>
@@ -143,10 +172,12 @@
     <w:p>
       <w:pPr>
         <w:pStyle w:val="Endure-ChapterBodyText"/>
+        <w:spacing w:before="100" w:after="100"/>
       </w:pPr>
       <w:r>
         <w:rPr>
           <w:b/>
+          <w:sz w:val="20"/>
         </w:rPr>
         <w:t>Presupuesto de memoria:</w:t>
       </w:r>
@@ -162,20 +193,38 @@
         <w:gridCol w:w="4076"/>
       </w:tblGrid>
       <w:tr>
+        <w:trPr>
+          <w:trHeight w:val="453" w:hRule="atLeast"/>
+          <w:tblHeader/>
+        </w:trPr>
         <w:tc>
           <w:tcPr>
             <w:tcW w:type="dxa" w:w="4076"/>
             <w:shd w:val="clear" w:color="auto" w:fill="1A5A6A"/>
+            <w:tcBorders>
+              <w:top w:val="single" w:sz="12" w:color="FFFFFF"/>
+              <w:left w:val="single" w:sz="12" w:color="FFFFFF"/>
+              <w:bottom w:val="single" w:sz="12" w:color="FFFFFF"/>
+              <w:right w:val="single" w:sz="12" w:color="FFFFFF"/>
+            </w:tcBorders>
+            <w:vAlign w:val="center"/>
+            <w:tcMar>
+              <w:top w:w="60" w:type="dxa"/>
+              <w:left w:w="120" w:type="dxa"/>
+              <w:bottom w:w="60" w:type="dxa"/>
+              <w:right w:w="80" w:type="dxa"/>
+            </w:tcMar>
           </w:tcPr>
           <w:p>
             <w:pPr>
+              <w:spacing w:before="0" w:after="0"/>
               <w:jc w:val="center"/>
             </w:pPr>
             <w:r>
               <w:rPr>
                 <w:b/>
                 <w:color w:val="FFFFFF"/>
-                <w:sz w:val="17"/>
+                <w:sz w:val="16"/>
               </w:rPr>
               <w:t>Escenario</w:t>
             </w:r>
@@ -185,16 +234,30 @@
           <w:tcPr>
             <w:tcW w:type="dxa" w:w="4076"/>
             <w:shd w:val="clear" w:color="auto" w:fill="1A5A6A"/>
+            <w:tcBorders>
+              <w:top w:val="single" w:sz="12" w:color="FFFFFF"/>
+              <w:left w:val="single" w:sz="12" w:color="FFFFFF"/>
+              <w:bottom w:val="single" w:sz="12" w:color="FFFFFF"/>
+              <w:right w:val="single" w:sz="12" w:color="FFFFFF"/>
+            </w:tcBorders>
+            <w:vAlign w:val="center"/>
+            <w:tcMar>
+              <w:top w:w="60" w:type="dxa"/>
+              <w:left w:w="120" w:type="dxa"/>
+              <w:bottom w:w="60" w:type="dxa"/>
+              <w:right w:w="80" w:type="dxa"/>
+            </w:tcMar>
           </w:tcPr>
           <w:p>
             <w:pPr>
+              <w:spacing w:before="0" w:after="0"/>
               <w:jc w:val="center"/>
             </w:pPr>
             <w:r>
               <w:rPr>
                 <w:b/>
                 <w:color w:val="FFFFFF"/>
-                <w:sz w:val="17"/>
+                <w:sz w:val="16"/>
               </w:rPr>
               <w:t>RAM estimada</w:t>
             </w:r>
@@ -202,15 +265,35 @@
         </w:tc>
       </w:tr>
       <w:tr>
+        <w:trPr>
+          <w:trHeight w:val="283" w:hRule="atLeast"/>
+        </w:trPr>
         <w:tc>
           <w:tcPr>
             <w:tcW w:type="dxa" w:w="4076"/>
-            <w:shd w:val="clear" w:color="auto" w:fill="F8F8F8"/>
+            <w:shd w:val="clear" w:color="auto" w:fill="EAEAEA"/>
+            <w:tcBorders>
+              <w:top w:val="single" w:sz="12" w:color="FFFFFF"/>
+              <w:left w:val="single" w:sz="12" w:color="FFFFFF"/>
+              <w:bottom w:val="single" w:sz="12" w:color="FFFFFF"/>
+              <w:right w:val="single" w:sz="12" w:color="FFFFFF"/>
+            </w:tcBorders>
+            <w:vAlign w:val="center"/>
+            <w:tcMar>
+              <w:top w:w="40" w:type="dxa"/>
+              <w:left w:w="120" w:type="dxa"/>
+              <w:bottom w:w="40" w:type="dxa"/>
+              <w:right w:w="80" w:type="dxa"/>
+            </w:tcMar>
           </w:tcPr>
           <w:p>
-            <w:r>
-              <w:rPr>
-                <w:sz w:val="17"/>
+            <w:pPr>
+              <w:spacing w:before="0" w:after="0"/>
+              <w:jc w:val="center"/>
+            </w:pPr>
+            <w:r>
+              <w:rPr>
+                <w:sz w:val="16"/>
               </w:rPr>
               <w:t>OS base</w:t>
             </w:r>
@@ -219,12 +302,29 @@
         <w:tc>
           <w:tcPr>
             <w:tcW w:type="dxa" w:w="4076"/>
-            <w:shd w:val="clear" w:color="auto" w:fill="F8F8F8"/>
+            <w:shd w:val="clear" w:color="auto" w:fill="EAEAEA"/>
+            <w:tcBorders>
+              <w:top w:val="single" w:sz="12" w:color="FFFFFF"/>
+              <w:left w:val="single" w:sz="12" w:color="FFFFFF"/>
+              <w:bottom w:val="single" w:sz="12" w:color="FFFFFF"/>
+              <w:right w:val="single" w:sz="12" w:color="FFFFFF"/>
+            </w:tcBorders>
+            <w:vAlign w:val="center"/>
+            <w:tcMar>
+              <w:top w:w="40" w:type="dxa"/>
+              <w:left w:w="120" w:type="dxa"/>
+              <w:bottom w:w="40" w:type="dxa"/>
+              <w:right w:w="80" w:type="dxa"/>
+            </w:tcMar>
           </w:tcPr>
           <w:p>
-            <w:r>
-              <w:rPr>
-                <w:sz w:val="17"/>
+            <w:pPr>
+              <w:spacing w:before="0" w:after="0"/>
+              <w:jc w:val="center"/>
+            </w:pPr>
+            <w:r>
+              <w:rPr>
+                <w:sz w:val="16"/>
               </w:rPr>
               <w:t>~12 GB</w:t>
             </w:r>
@@ -232,15 +332,35 @@
         </w:tc>
       </w:tr>
       <w:tr>
+        <w:trPr>
+          <w:trHeight w:val="283" w:hRule="atLeast"/>
+        </w:trPr>
         <w:tc>
           <w:tcPr>
             <w:tcW w:type="dxa" w:w="4076"/>
-            <w:shd w:val="clear" w:color="auto" w:fill="FFFFFF"/>
+            <w:shd w:val="clear" w:color="auto" w:fill="EAEAEA"/>
+            <w:tcBorders>
+              <w:top w:val="single" w:sz="12" w:color="FFFFFF"/>
+              <w:left w:val="single" w:sz="12" w:color="FFFFFF"/>
+              <w:bottom w:val="single" w:sz="12" w:color="FFFFFF"/>
+              <w:right w:val="single" w:sz="12" w:color="FFFFFF"/>
+            </w:tcBorders>
+            <w:vAlign w:val="center"/>
+            <w:tcMar>
+              <w:top w:w="40" w:type="dxa"/>
+              <w:left w:w="120" w:type="dxa"/>
+              <w:bottom w:w="40" w:type="dxa"/>
+              <w:right w:w="80" w:type="dxa"/>
+            </w:tcMar>
           </w:tcPr>
           <w:p>
-            <w:r>
-              <w:rPr>
-                <w:sz w:val="17"/>
+            <w:pPr>
+              <w:spacing w:before="0" w:after="0"/>
+              <w:jc w:val="center"/>
+            </w:pPr>
+            <w:r>
+              <w:rPr>
+                <w:sz w:val="16"/>
               </w:rPr>
               <w:t>+ EasyOCR (GPU)</w:t>
             </w:r>
@@ -249,12 +369,29 @@
         <w:tc>
           <w:tcPr>
             <w:tcW w:type="dxa" w:w="4076"/>
-            <w:shd w:val="clear" w:color="auto" w:fill="FFFFFF"/>
+            <w:shd w:val="clear" w:color="auto" w:fill="EAEAEA"/>
+            <w:tcBorders>
+              <w:top w:val="single" w:sz="12" w:color="FFFFFF"/>
+              <w:left w:val="single" w:sz="12" w:color="FFFFFF"/>
+              <w:bottom w:val="single" w:sz="12" w:color="FFFFFF"/>
+              <w:right w:val="single" w:sz="12" w:color="FFFFFF"/>
+            </w:tcBorders>
+            <w:vAlign w:val="center"/>
+            <w:tcMar>
+              <w:top w:w="40" w:type="dxa"/>
+              <w:left w:w="120" w:type="dxa"/>
+              <w:bottom w:w="40" w:type="dxa"/>
+              <w:right w:w="80" w:type="dxa"/>
+            </w:tcMar>
           </w:tcPr>
           <w:p>
-            <w:r>
-              <w:rPr>
-                <w:sz w:val="17"/>
+            <w:pPr>
+              <w:spacing w:before="0" w:after="0"/>
+              <w:jc w:val="center"/>
+            </w:pPr>
+            <w:r>
+              <w:rPr>
+                <w:sz w:val="16"/>
               </w:rPr>
               <w:t>+2 GB = ~14 GB</w:t>
             </w:r>
@@ -262,15 +399,35 @@
         </w:tc>
       </w:tr>
       <w:tr>
+        <w:trPr>
+          <w:trHeight w:val="283" w:hRule="atLeast"/>
+        </w:trPr>
         <w:tc>
           <w:tcPr>
             <w:tcW w:type="dxa" w:w="4076"/>
-            <w:shd w:val="clear" w:color="auto" w:fill="F8F8F8"/>
+            <w:shd w:val="clear" w:color="auto" w:fill="EAEAEA"/>
+            <w:tcBorders>
+              <w:top w:val="single" w:sz="12" w:color="FFFFFF"/>
+              <w:left w:val="single" w:sz="12" w:color="FFFFFF"/>
+              <w:bottom w:val="single" w:sz="12" w:color="FFFFFF"/>
+              <w:right w:val="single" w:sz="12" w:color="FFFFFF"/>
+            </w:tcBorders>
+            <w:vAlign w:val="center"/>
+            <w:tcMar>
+              <w:top w:w="40" w:type="dxa"/>
+              <w:left w:w="120" w:type="dxa"/>
+              <w:bottom w:w="40" w:type="dxa"/>
+              <w:right w:w="80" w:type="dxa"/>
+            </w:tcMar>
           </w:tcPr>
           <w:p>
-            <w:r>
-              <w:rPr>
-                <w:sz w:val="17"/>
+            <w:pPr>
+              <w:spacing w:before="0" w:after="0"/>
+              <w:jc w:val="both"/>
+            </w:pPr>
+            <w:r>
+              <w:rPr>
+                <w:sz w:val="16"/>
               </w:rPr>
               <w:t>+ Gemma 4 E4B via llama.cpp (GGUF Q4_K_M)</w:t>
             </w:r>
@@ -279,12 +436,29 @@
         <w:tc>
           <w:tcPr>
             <w:tcW w:type="dxa" w:w="4076"/>
-            <w:shd w:val="clear" w:color="auto" w:fill="F8F8F8"/>
+            <w:shd w:val="clear" w:color="auto" w:fill="EAEAEA"/>
+            <w:tcBorders>
+              <w:top w:val="single" w:sz="12" w:color="FFFFFF"/>
+              <w:left w:val="single" w:sz="12" w:color="FFFFFF"/>
+              <w:bottom w:val="single" w:sz="12" w:color="FFFFFF"/>
+              <w:right w:val="single" w:sz="12" w:color="FFFFFF"/>
+            </w:tcBorders>
+            <w:vAlign w:val="center"/>
+            <w:tcMar>
+              <w:top w:w="40" w:type="dxa"/>
+              <w:left w:w="120" w:type="dxa"/>
+              <w:bottom w:w="40" w:type="dxa"/>
+              <w:right w:w="80" w:type="dxa"/>
+            </w:tcMar>
           </w:tcPr>
           <w:p>
-            <w:r>
-              <w:rPr>
-                <w:sz w:val="17"/>
+            <w:pPr>
+              <w:spacing w:before="0" w:after="0"/>
+              <w:jc w:val="center"/>
+            </w:pPr>
+            <w:r>
+              <w:rPr>
+                <w:sz w:val="16"/>
               </w:rPr>
               <w:t>+3 GB = ~17 GB</w:t>
             </w:r>
@@ -292,15 +466,35 @@
         </w:tc>
       </w:tr>
       <w:tr>
+        <w:trPr>
+          <w:trHeight w:val="283" w:hRule="atLeast"/>
+        </w:trPr>
         <w:tc>
           <w:tcPr>
             <w:tcW w:type="dxa" w:w="4076"/>
-            <w:shd w:val="clear" w:color="auto" w:fill="FFFFFF"/>
+            <w:shd w:val="clear" w:color="auto" w:fill="EAEAEA"/>
+            <w:tcBorders>
+              <w:top w:val="single" w:sz="12" w:color="FFFFFF"/>
+              <w:left w:val="single" w:sz="12" w:color="FFFFFF"/>
+              <w:bottom w:val="single" w:sz="12" w:color="FFFFFF"/>
+              <w:right w:val="single" w:sz="12" w:color="FFFFFF"/>
+            </w:tcBorders>
+            <w:vAlign w:val="center"/>
+            <w:tcMar>
+              <w:top w:w="40" w:type="dxa"/>
+              <w:left w:w="120" w:type="dxa"/>
+              <w:bottom w:w="40" w:type="dxa"/>
+              <w:right w:w="80" w:type="dxa"/>
+            </w:tcMar>
           </w:tcPr>
           <w:p>
-            <w:r>
-              <w:rPr>
-                <w:sz w:val="17"/>
+            <w:pPr>
+              <w:spacing w:before="0" w:after="0"/>
+              <w:jc w:val="both"/>
+            </w:pPr>
+            <w:r>
+              <w:rPr>
+                <w:sz w:val="16"/>
               </w:rPr>
               <w:t>+ Gemma 4 E4B llama.cpp + EasyOCR simultáneos</w:t>
             </w:r>
@@ -309,12 +503,29 @@
         <w:tc>
           <w:tcPr>
             <w:tcW w:type="dxa" w:w="4076"/>
-            <w:shd w:val="clear" w:color="auto" w:fill="FFFFFF"/>
+            <w:shd w:val="clear" w:color="auto" w:fill="EAEAEA"/>
+            <w:tcBorders>
+              <w:top w:val="single" w:sz="12" w:color="FFFFFF"/>
+              <w:left w:val="single" w:sz="12" w:color="FFFFFF"/>
+              <w:bottom w:val="single" w:sz="12" w:color="FFFFFF"/>
+              <w:right w:val="single" w:sz="12" w:color="FFFFFF"/>
+            </w:tcBorders>
+            <w:vAlign w:val="center"/>
+            <w:tcMar>
+              <w:top w:w="40" w:type="dxa"/>
+              <w:left w:w="120" w:type="dxa"/>
+              <w:bottom w:w="40" w:type="dxa"/>
+              <w:right w:w="80" w:type="dxa"/>
+            </w:tcMar>
           </w:tcPr>
           <w:p>
-            <w:r>
-              <w:rPr>
-                <w:sz w:val="17"/>
+            <w:pPr>
+              <w:spacing w:before="0" w:after="0"/>
+              <w:jc w:val="center"/>
+            </w:pPr>
+            <w:r>
+              <w:rPr>
+                <w:sz w:val="16"/>
               </w:rPr>
               <w:t>~17 GB total</w:t>
             </w:r>
@@ -322,15 +533,35 @@
         </w:tc>
       </w:tr>
       <w:tr>
+        <w:trPr>
+          <w:trHeight w:val="283" w:hRule="atLeast"/>
+        </w:trPr>
         <w:tc>
           <w:tcPr>
             <w:tcW w:type="dxa" w:w="4076"/>
-            <w:shd w:val="clear" w:color="auto" w:fill="F8F8F8"/>
+            <w:shd w:val="clear" w:color="auto" w:fill="EAEAEA"/>
+            <w:tcBorders>
+              <w:top w:val="single" w:sz="12" w:color="FFFFFF"/>
+              <w:left w:val="single" w:sz="12" w:color="FFFFFF"/>
+              <w:bottom w:val="single" w:sz="12" w:color="FFFFFF"/>
+              <w:right w:val="single" w:sz="12" w:color="FFFFFF"/>
+            </w:tcBorders>
+            <w:vAlign w:val="center"/>
+            <w:tcMar>
+              <w:top w:w="40" w:type="dxa"/>
+              <w:left w:w="120" w:type="dxa"/>
+              <w:bottom w:w="40" w:type="dxa"/>
+              <w:right w:w="80" w:type="dxa"/>
+            </w:tcMar>
           </w:tcPr>
           <w:p>
-            <w:r>
-              <w:rPr>
-                <w:sz w:val="17"/>
+            <w:pPr>
+              <w:spacing w:before="0" w:after="0"/>
+              <w:jc w:val="both"/>
+            </w:pPr>
+            <w:r>
+              <w:rPr>
+                <w:sz w:val="16"/>
               </w:rPr>
               <w:t>+ nanoowl (detección en tiempo real)</w:t>
             </w:r>
@@ -339,12 +570,29 @@
         <w:tc>
           <w:tcPr>
             <w:tcW w:type="dxa" w:w="4076"/>
-            <w:shd w:val="clear" w:color="auto" w:fill="F8F8F8"/>
+            <w:shd w:val="clear" w:color="auto" w:fill="EAEAEA"/>
+            <w:tcBorders>
+              <w:top w:val="single" w:sz="12" w:color="FFFFFF"/>
+              <w:left w:val="single" w:sz="12" w:color="FFFFFF"/>
+              <w:bottom w:val="single" w:sz="12" w:color="FFFFFF"/>
+              <w:right w:val="single" w:sz="12" w:color="FFFFFF"/>
+            </w:tcBorders>
+            <w:vAlign w:val="center"/>
+            <w:tcMar>
+              <w:top w:w="40" w:type="dxa"/>
+              <w:left w:w="120" w:type="dxa"/>
+              <w:bottom w:w="40" w:type="dxa"/>
+              <w:right w:w="80" w:type="dxa"/>
+            </w:tcMar>
           </w:tcPr>
           <w:p>
-            <w:r>
-              <w:rPr>
-                <w:sz w:val="17"/>
+            <w:pPr>
+              <w:spacing w:before="0" w:after="0"/>
+              <w:jc w:val="center"/>
+            </w:pPr>
+            <w:r>
+              <w:rPr>
+                <w:sz w:val="16"/>
               </w:rPr>
               <w:t>+1.5 GB = ~13.5 GB solo</w:t>
             </w:r>
@@ -360,10 +608,12 @@
     <w:p>
       <w:pPr>
         <w:pStyle w:val="Endure-ChapterBodyText"/>
+        <w:spacing w:before="100" w:after="100"/>
       </w:pPr>
       <w:r>
         <w:rPr>
           <w:b/>
+          <w:sz w:val="20"/>
         </w:rPr>
         <w:t>Modos energéticos:</w:t>
       </w:r>
@@ -371,21 +621,25 @@
     <w:p>
       <w:pPr>
         <w:pStyle w:val="Endure-ChapterBodyText"/>
-        <w:spacing w:before="20" w:after="20"/>
+        <w:spacing w:before="40" w:after="40"/>
         <w:ind w:left="360" w:hanging="216"/>
       </w:pPr>
       <w:r>
         <w:rPr>
-          <w:sz w:val="18"/>
+          <w:sz w:val="20"/>
         </w:rPr>
         <w:t xml:space="preserve">• </w:t>
       </w:r>
       <w:r>
+        <w:rPr>
+          <w:sz w:val="20"/>
+        </w:rPr>
         <w:t xml:space="preserve">OCR puro (pytesseract, EasyOCR texto): </w:t>
       </w:r>
       <w:r>
         <w:rPr>
           <w:b/>
+          <w:sz w:val="20"/>
         </w:rPr>
         <w:t>30W</w:t>
       </w:r>
@@ -393,21 +647,25 @@
     <w:p>
       <w:pPr>
         <w:pStyle w:val="Endure-ChapterBodyText"/>
-        <w:spacing w:before="20" w:after="20"/>
+        <w:spacing w:before="40" w:after="40"/>
         <w:ind w:left="360" w:hanging="216"/>
       </w:pPr>
       <w:r>
         <w:rPr>
-          <w:sz w:val="18"/>
+          <w:sz w:val="20"/>
         </w:rPr>
         <w:t xml:space="preserve">• </w:t>
       </w:r>
       <w:r>
+        <w:rPr>
+          <w:sz w:val="20"/>
+        </w:rPr>
         <w:t xml:space="preserve">Modelos de visión-lenguaje (Gemma 4 E4B): </w:t>
       </w:r>
       <w:r>
         <w:rPr>
           <w:b/>
+          <w:sz w:val="20"/>
         </w:rPr>
         <w:t>MAXN</w:t>
       </w:r>
@@ -415,25 +673,32 @@
     <w:p>
       <w:pPr>
         <w:pStyle w:val="Endure-ChapterBodyText"/>
-        <w:spacing w:before="20" w:after="20"/>
+        <w:spacing w:before="40" w:after="40"/>
         <w:ind w:left="360" w:hanging="216"/>
       </w:pPr>
       <w:r>
         <w:rPr>
-          <w:sz w:val="18"/>
+          <w:sz w:val="20"/>
         </w:rPr>
         <w:t xml:space="preserve">• </w:t>
       </w:r>
       <w:r>
+        <w:rPr>
+          <w:sz w:val="20"/>
+        </w:rPr>
         <w:t xml:space="preserve">Detección en tiempo real con nanoowl: </w:t>
       </w:r>
       <w:r>
         <w:rPr>
           <w:b/>
+          <w:sz w:val="20"/>
         </w:rPr>
         <w:t>30W</w:t>
       </w:r>
       <w:r>
+        <w:rPr>
+          <w:sz w:val="20"/>
+        </w:rPr>
         <w:t xml:space="preserve"> (modelo CLIP optimizado con TensorRT)</w:t>
       </w:r>
     </w:p>
@@ -488,7 +753,7 @@
             <w:r>
               <w:rPr>
                 <w:rFonts w:ascii="Courier New" w:hAnsi="Courier New"/>
-                <w:sz w:val="17"/>
+                <w:sz w:val="16"/>
               </w:rPr>
               <w:t>docker-on</w:t>
             </w:r>
@@ -498,7 +763,7 @@
             <w:r>
               <w:rPr>
                 <w:rFonts w:ascii="Courier New" w:hAnsi="Courier New"/>
-                <w:sz w:val="17"/>
+                <w:sz w:val="16"/>
               </w:rPr>
               <w:t>pwr-maxn</w:t>
             </w:r>
@@ -508,7 +773,7 @@
             <w:r>
               <w:rPr>
                 <w:rFonts w:ascii="Courier New" w:hAnsi="Courier New"/>
-                <w:sz w:val="17"/>
+                <w:sz w:val="16"/>
               </w:rPr>
               <w:t>check-ready</w:t>
             </w:r>
@@ -529,8 +794,12 @@
         <w:pStyle w:val="Endure-Subhead"/>
         <w:keepNext/>
         <w:spacing w:before="240" w:after="60"/>
+        <w:outlineLvl w:val="1"/>
       </w:pPr>
       <w:r>
+        <w:rPr>
+          <w:sz w:val="24"/>
+        </w:rPr>
         <w:t>28.1 OCR Clásico: Extracción de Texto de Imágenes</w:t>
       </w:r>
     </w:p>
@@ -539,10 +808,11 @@
         <w:pStyle w:val="Endure-Subhead"/>
         <w:keepNext/>
         <w:spacing w:before="160" w:after="60"/>
+        <w:outlineLvl w:val="2"/>
       </w:pPr>
       <w:r>
         <w:rPr>
-          <w:sz w:val="18"/>
+          <w:sz w:val="22"/>
         </w:rPr>
         <w:t>28.1.1 Pytesseract (CPU, Mínima RAM)</w:t>
       </w:r>
@@ -550,8 +820,12 @@
     <w:p>
       <w:pPr>
         <w:pStyle w:val="Endure-FirstParagraphBodyText"/>
+        <w:spacing w:before="100" w:after="100"/>
       </w:pPr>
       <w:r>
+        <w:rPr>
+          <w:sz w:val="20"/>
+        </w:rPr>
         <w:t>Pytesseract es una interfaz Python para el motor OCR de Google Tesseract. Es el método más rápido para texto en imágenes simples (documentos escaneados, capturas de pantalla con texto claro).</w:t>
       </w:r>
     </w:p>
@@ -568,7 +842,7 @@
         <w:tc>
           <w:tcPr>
             <w:tcW w:type="dxa" w:w="8152"/>
-            <w:shd w:val="clear" w:color="auto" w:fill="F2F2F2"/>
+            <w:shd w:val="clear" w:color="auto" w:fill="EAEAEA"/>
             <w:tcBorders>
               <w:left w:val="thick" w:sz="24" w:color="1A5A6A"/>
             </w:tcBorders>
@@ -654,6 +928,7 @@
             <w:r>
               <w:rPr>
                 <w:rFonts w:ascii="Courier New" w:hAnsi="Courier New"/>
+                <w:i/>
                 <w:color w:val="555555"/>
                 <w:sz w:val="16"/>
               </w:rPr>
@@ -767,6 +1042,7 @@
             <w:r>
               <w:rPr>
                 <w:rFonts w:ascii="Courier New" w:hAnsi="Courier New"/>
+                <w:i/>
                 <w:color w:val="555555"/>
                 <w:sz w:val="16"/>
               </w:rPr>
@@ -794,7 +1070,7 @@
         <w:tc>
           <w:tcPr>
             <w:tcW w:type="dxa" w:w="8152"/>
-            <w:shd w:val="clear" w:color="auto" w:fill="F2F2F2"/>
+            <w:shd w:val="clear" w:color="auto" w:fill="EAEAEA"/>
             <w:tcBorders>
               <w:left w:val="thick" w:sz="24" w:color="1A5A6A"/>
             </w:tcBorders>
@@ -875,7 +1151,7 @@
         <w:tc>
           <w:tcPr>
             <w:tcW w:type="dxa" w:w="8152"/>
-            <w:shd w:val="clear" w:color="auto" w:fill="F2F2F2"/>
+            <w:shd w:val="clear" w:color="auto" w:fill="EAEAEA"/>
             <w:tcBorders>
               <w:left w:val="thick" w:sz="24" w:color="1A5A6A"/>
             </w:tcBorders>
@@ -896,7 +1172,8 @@
             <w:r>
               <w:rPr>
                 <w:rFonts w:ascii="Courier New" w:hAnsi="Courier New"/>
-                <w:color w:val="1A1A1A"/>
+                <w:i/>
+                <w:color w:val="888888"/>
                 <w:sz w:val="16"/>
               </w:rPr>
               <w:t>#!/usr/bin/env python3</w:t>
@@ -1480,7 +1757,7 @@
         <w:tc>
           <w:tcPr>
             <w:tcW w:type="dxa" w:w="8152"/>
-            <w:shd w:val="clear" w:color="auto" w:fill="F2F2F2"/>
+            <w:shd w:val="clear" w:color="auto" w:fill="EAEAEA"/>
             <w:tcBorders>
               <w:left w:val="thick" w:sz="24" w:color="1A5A6A"/>
             </w:tcBorders>
@@ -1582,6 +1859,7 @@
             <w:r>
               <w:rPr>
                 <w:rFonts w:ascii="Courier New" w:hAnsi="Courier New"/>
+                <w:i/>
                 <w:color w:val="555555"/>
                 <w:sz w:val="16"/>
               </w:rPr>
@@ -1598,6 +1876,7 @@
             <w:r>
               <w:rPr>
                 <w:rFonts w:ascii="Courier New" w:hAnsi="Courier New"/>
+                <w:i/>
                 <w:color w:val="555555"/>
                 <w:sz w:val="16"/>
               </w:rPr>
@@ -1614,6 +1893,7 @@
             <w:r>
               <w:rPr>
                 <w:rFonts w:ascii="Courier New" w:hAnsi="Courier New"/>
+                <w:i/>
                 <w:color w:val="555555"/>
                 <w:sz w:val="16"/>
               </w:rPr>
@@ -1630,6 +1910,7 @@
             <w:r>
               <w:rPr>
                 <w:rFonts w:ascii="Courier New" w:hAnsi="Courier New"/>
+                <w:i/>
                 <w:color w:val="555555"/>
                 <w:sz w:val="16"/>
               </w:rPr>
@@ -1646,6 +1927,7 @@
             <w:r>
               <w:rPr>
                 <w:rFonts w:ascii="Courier New" w:hAnsi="Courier New"/>
+                <w:i/>
                 <w:color w:val="555555"/>
                 <w:sz w:val="16"/>
               </w:rPr>
@@ -1662,6 +1944,7 @@
             <w:r>
               <w:rPr>
                 <w:rFonts w:ascii="Courier New" w:hAnsi="Courier New"/>
+                <w:i/>
                 <w:color w:val="555555"/>
                 <w:sz w:val="16"/>
               </w:rPr>
@@ -1678,6 +1961,7 @@
             <w:r>
               <w:rPr>
                 <w:rFonts w:ascii="Courier New" w:hAnsi="Courier New"/>
+                <w:i/>
                 <w:color w:val="555555"/>
                 <w:sz w:val="16"/>
               </w:rPr>
@@ -1736,7 +2020,7 @@
         <w:tc>
           <w:tcPr>
             <w:tcW w:type="dxa" w:w="8152"/>
-            <w:shd w:val="clear" w:color="auto" w:fill="F2F2F2"/>
+            <w:shd w:val="clear" w:color="auto" w:fill="EAEAEA"/>
             <w:tcBorders>
               <w:left w:val="thick" w:sz="24" w:color="1A5A6A"/>
             </w:tcBorders>
@@ -1774,6 +2058,7 @@
             <w:r>
               <w:rPr>
                 <w:rFonts w:ascii="Courier New" w:hAnsi="Courier New"/>
+                <w:i/>
                 <w:color w:val="555555"/>
                 <w:sz w:val="16"/>
               </w:rPr>
@@ -1790,6 +2075,7 @@
             <w:r>
               <w:rPr>
                 <w:rFonts w:ascii="Courier New" w:hAnsi="Courier New"/>
+                <w:i/>
                 <w:color w:val="555555"/>
                 <w:sz w:val="16"/>
               </w:rPr>
@@ -1806,6 +2092,7 @@
             <w:r>
               <w:rPr>
                 <w:rFonts w:ascii="Courier New" w:hAnsi="Courier New"/>
+                <w:i/>
                 <w:color w:val="555555"/>
                 <w:sz w:val="16"/>
               </w:rPr>
@@ -1822,6 +2109,7 @@
             <w:r>
               <w:rPr>
                 <w:rFonts w:ascii="Courier New" w:hAnsi="Courier New"/>
+                <w:i/>
                 <w:color w:val="555555"/>
                 <w:sz w:val="16"/>
               </w:rPr>
@@ -1841,10 +2129,11 @@
         <w:pStyle w:val="Endure-Subhead"/>
         <w:keepNext/>
         <w:spacing w:before="160" w:after="60"/>
+        <w:outlineLvl w:val="2"/>
       </w:pPr>
       <w:r>
         <w:rPr>
-          <w:sz w:val="18"/>
+          <w:sz w:val="22"/>
         </w:rPr>
         <w:t>28.1.2 EasyOCR (GPU Acelerada, Mejor para Texto en Imágenes Complejas)</w:t>
       </w:r>
@@ -1852,8 +2141,12 @@
     <w:p>
       <w:pPr>
         <w:pStyle w:val="Endure-FirstParagraphBodyText"/>
+        <w:spacing w:before="100" w:after="100"/>
       </w:pPr>
       <w:r>
+        <w:rPr>
+          <w:sz w:val="20"/>
+        </w:rPr>
         <w:t>EasyOCR usa redes neuronales con aceleración GPU — más lento en la primera imagen (carga el modelo) pero significativamente mejor para texto rotado, con fondos complejos o en múltiples idiomas simultáneos.</w:t>
       </w:r>
     </w:p>
@@ -1870,7 +2163,7 @@
         <w:tc>
           <w:tcPr>
             <w:tcW w:type="dxa" w:w="8152"/>
-            <w:shd w:val="clear" w:color="auto" w:fill="F2F2F2"/>
+            <w:shd w:val="clear" w:color="auto" w:fill="EAEAEA"/>
             <w:tcBorders>
               <w:left w:val="thick" w:sz="24" w:color="1A5A6A"/>
             </w:tcBorders>
@@ -2005,6 +2298,7 @@
             <w:r>
               <w:rPr>
                 <w:rFonts w:ascii="Courier New" w:hAnsi="Courier New"/>
+                <w:i/>
                 <w:color w:val="555555"/>
                 <w:sz w:val="16"/>
               </w:rPr>
@@ -2021,6 +2315,7 @@
             <w:r>
               <w:rPr>
                 <w:rFonts w:ascii="Courier New" w:hAnsi="Courier New"/>
+                <w:i/>
                 <w:color w:val="555555"/>
                 <w:sz w:val="16"/>
               </w:rPr>
@@ -2037,6 +2332,7 @@
             <w:r>
               <w:rPr>
                 <w:rFonts w:ascii="Courier New" w:hAnsi="Courier New"/>
+                <w:i/>
                 <w:color w:val="555555"/>
                 <w:sz w:val="16"/>
               </w:rPr>
@@ -2053,6 +2349,7 @@
             <w:r>
               <w:rPr>
                 <w:rFonts w:ascii="Courier New" w:hAnsi="Courier New"/>
+                <w:i/>
                 <w:color w:val="555555"/>
                 <w:sz w:val="16"/>
               </w:rPr>
@@ -2069,6 +2366,7 @@
             <w:r>
               <w:rPr>
                 <w:rFonts w:ascii="Courier New" w:hAnsi="Courier New"/>
+                <w:i/>
                 <w:color w:val="555555"/>
                 <w:sz w:val="16"/>
               </w:rPr>
@@ -2096,7 +2394,7 @@
         <w:tc>
           <w:tcPr>
             <w:tcW w:type="dxa" w:w="8152"/>
-            <w:shd w:val="clear" w:color="auto" w:fill="F2F2F2"/>
+            <w:shd w:val="clear" w:color="auto" w:fill="EAEAEA"/>
             <w:tcBorders>
               <w:left w:val="thick" w:sz="24" w:color="1A5A6A"/>
             </w:tcBorders>
@@ -2117,7 +2415,8 @@
             <w:r>
               <w:rPr>
                 <w:rFonts w:ascii="Courier New" w:hAnsi="Courier New"/>
-                <w:color w:val="1A1A1A"/>
+                <w:i/>
+                <w:color w:val="888888"/>
                 <w:sz w:val="16"/>
               </w:rPr>
               <w:t>#!/usr/bin/env python3</w:t>
@@ -2276,7 +2575,8 @@
             <w:r>
               <w:rPr>
                 <w:rFonts w:ascii="Courier New" w:hAnsi="Courier New"/>
-                <w:color w:val="1A1A1A"/>
+                <w:i/>
+                <w:color w:val="888888"/>
                 <w:sz w:val="16"/>
               </w:rPr>
               <w:t># Inicializar lector (carga modelos en GPU — ~2 GB VRAM primera vez)</w:t>
@@ -2956,7 +3256,7 @@
         <w:tc>
           <w:tcPr>
             <w:tcW w:type="dxa" w:w="8152"/>
-            <w:shd w:val="clear" w:color="auto" w:fill="F2F2F2"/>
+            <w:shd w:val="clear" w:color="auto" w:fill="EAEAEA"/>
             <w:tcBorders>
               <w:left w:val="thick" w:sz="24" w:color="1A5A6A"/>
             </w:tcBorders>
@@ -3029,16 +3329,24 @@
         <w:pStyle w:val="Endure-Subhead"/>
         <w:keepNext/>
         <w:spacing w:before="240" w:after="60"/>
+        <w:outlineLvl w:val="1"/>
       </w:pPr>
       <w:r>
+        <w:rPr>
+          <w:sz w:val="24"/>
+        </w:rPr>
         <w:t>28.2 Pipeline OCR → LLM (Extracción Estructurada)</w:t>
       </w:r>
     </w:p>
     <w:p>
       <w:pPr>
         <w:pStyle w:val="Endure-FirstParagraphBodyText"/>
+        <w:spacing w:before="100" w:after="100"/>
       </w:pPr>
       <w:r>
+        <w:rPr>
+          <w:sz w:val="20"/>
+        </w:rPr>
         <w:t>Combine OCR con el LLM local para extraer información estructurada de documentos:</w:t>
       </w:r>
     </w:p>
@@ -3055,7 +3363,7 @@
         <w:tc>
           <w:tcPr>
             <w:tcW w:type="dxa" w:w="8152"/>
-            <w:shd w:val="clear" w:color="auto" w:fill="F2F2F2"/>
+            <w:shd w:val="clear" w:color="auto" w:fill="EAEAEA"/>
             <w:tcBorders>
               <w:left w:val="thick" w:sz="24" w:color="1A5A6A"/>
             </w:tcBorders>
@@ -3076,7 +3384,8 @@
             <w:r>
               <w:rPr>
                 <w:rFonts w:ascii="Courier New" w:hAnsi="Courier New"/>
-                <w:color w:val="1A1A1A"/>
+                <w:i/>
+                <w:color w:val="888888"/>
                 <w:sz w:val="16"/>
               </w:rPr>
               <w:t>#!/usr/bin/env python3</w:t>
@@ -3711,7 +4020,8 @@
             <w:r>
               <w:rPr>
                 <w:rFonts w:ascii="Courier New" w:hAnsi="Courier New"/>
-                <w:color w:val="1A1A1A"/>
+                <w:i/>
+                <w:color w:val="888888"/>
                 <w:sz w:val="16"/>
               </w:rPr>
               <w:t xml:space="preserve">        # Intentar parsear el JSON de la respuesta</w:t>
@@ -4118,7 +4428,7 @@
         <w:tc>
           <w:tcPr>
             <w:tcW w:type="dxa" w:w="8152"/>
-            <w:shd w:val="clear" w:color="auto" w:fill="F2F2F2"/>
+            <w:shd w:val="clear" w:color="auto" w:fill="EAEAEA"/>
             <w:tcBorders>
               <w:left w:val="thick" w:sz="24" w:color="1A5A6A"/>
             </w:tcBorders>
@@ -4208,8 +4518,12 @@
         <w:pStyle w:val="Endure-Subhead"/>
         <w:keepNext/>
         <w:spacing w:before="240" w:after="60"/>
+        <w:outlineLvl w:val="1"/>
       </w:pPr>
       <w:r>
+        <w:rPr>
+          <w:sz w:val="24"/>
+        </w:rPr>
         <w:t>28.3 Modelos de Visión-Lenguaje (VLM)</w:t>
       </w:r>
     </w:p>
@@ -4218,10 +4532,11 @@
         <w:pStyle w:val="Endure-Subhead"/>
         <w:keepNext/>
         <w:spacing w:before="160" w:after="60"/>
+        <w:outlineLvl w:val="2"/>
       </w:pPr>
       <w:r>
         <w:rPr>
-          <w:sz w:val="18"/>
+          <w:sz w:val="22"/>
         </w:rPr>
         <w:t>28.3.1 Gemma 4 E4B via llama.cpp (Image Captioning Offline, Solo 3 GB)</w:t>
       </w:r>
@@ -4229,8 +4544,12 @@
     <w:p>
       <w:pPr>
         <w:pStyle w:val="Endure-FirstParagraphBodyText"/>
+        <w:spacing w:before="100" w:after="100"/>
       </w:pPr>
       <w:r>
+        <w:rPr>
+          <w:sz w:val="20"/>
+        </w:rPr>
         <w:t>La opción más eficiente para image captioning y VQA (Visual Question Answering) en el Jetson:</w:t>
       </w:r>
     </w:p>
@@ -4247,7 +4566,7 @@
         <w:tc>
           <w:tcPr>
             <w:tcW w:type="dxa" w:w="8152"/>
-            <w:shd w:val="clear" w:color="auto" w:fill="F2F2F2"/>
+            <w:shd w:val="clear" w:color="auto" w:fill="EAEAEA"/>
             <w:tcBorders>
               <w:left w:val="thick" w:sz="24" w:color="1A5A6A"/>
             </w:tcBorders>
@@ -4285,6 +4604,7 @@
             <w:r>
               <w:rPr>
                 <w:rFonts w:ascii="Courier New" w:hAnsi="Courier New"/>
+                <w:i/>
                 <w:color w:val="555555"/>
                 <w:sz w:val="16"/>
               </w:rPr>
@@ -4348,6 +4668,7 @@
             <w:r>
               <w:rPr>
                 <w:rFonts w:ascii="Courier New" w:hAnsi="Courier New"/>
+                <w:i/>
                 <w:color w:val="555555"/>
                 <w:sz w:val="16"/>
               </w:rPr>
@@ -4364,6 +4685,7 @@
             <w:r>
               <w:rPr>
                 <w:rFonts w:ascii="Courier New" w:hAnsi="Courier New"/>
+                <w:i/>
                 <w:color w:val="555555"/>
                 <w:sz w:val="16"/>
               </w:rPr>
@@ -4380,6 +4702,7 @@
             <w:r>
               <w:rPr>
                 <w:rFonts w:ascii="Courier New" w:hAnsi="Courier New"/>
+                <w:i/>
                 <w:color w:val="555555"/>
                 <w:sz w:val="16"/>
               </w:rPr>
@@ -4396,6 +4719,7 @@
             <w:r>
               <w:rPr>
                 <w:rFonts w:ascii="Courier New" w:hAnsi="Courier New"/>
+                <w:i/>
                 <w:color w:val="555555"/>
                 <w:sz w:val="16"/>
               </w:rPr>
@@ -4412,6 +4736,7 @@
             <w:r>
               <w:rPr>
                 <w:rFonts w:ascii="Courier New" w:hAnsi="Courier New"/>
+                <w:i/>
                 <w:color w:val="555555"/>
                 <w:sz w:val="16"/>
               </w:rPr>
@@ -4428,6 +4753,7 @@
             <w:r>
               <w:rPr>
                 <w:rFonts w:ascii="Courier New" w:hAnsi="Courier New"/>
+                <w:i/>
                 <w:color w:val="555555"/>
                 <w:sz w:val="16"/>
               </w:rPr>
@@ -4444,6 +4770,7 @@
             <w:r>
               <w:rPr>
                 <w:rFonts w:ascii="Courier New" w:hAnsi="Courier New"/>
+                <w:i/>
                 <w:color w:val="555555"/>
                 <w:sz w:val="16"/>
               </w:rPr>
@@ -4460,6 +4787,7 @@
             <w:r>
               <w:rPr>
                 <w:rFonts w:ascii="Courier New" w:hAnsi="Courier New"/>
+                <w:i/>
                 <w:color w:val="555555"/>
                 <w:sz w:val="16"/>
               </w:rPr>
@@ -4476,6 +4804,7 @@
             <w:r>
               <w:rPr>
                 <w:rFonts w:ascii="Courier New" w:hAnsi="Courier New"/>
+                <w:i/>
                 <w:color w:val="555555"/>
                 <w:sz w:val="16"/>
               </w:rPr>
@@ -4492,6 +4821,7 @@
             <w:r>
               <w:rPr>
                 <w:rFonts w:ascii="Courier New" w:hAnsi="Courier New"/>
+                <w:i/>
                 <w:color w:val="555555"/>
                 <w:sz w:val="16"/>
               </w:rPr>
@@ -4508,6 +4838,7 @@
             <w:r>
               <w:rPr>
                 <w:rFonts w:ascii="Courier New" w:hAnsi="Courier New"/>
+                <w:i/>
                 <w:color w:val="555555"/>
                 <w:sz w:val="16"/>
               </w:rPr>
@@ -4524,6 +4855,7 @@
             <w:r>
               <w:rPr>
                 <w:rFonts w:ascii="Courier New" w:hAnsi="Courier New"/>
+                <w:i/>
                 <w:color w:val="555555"/>
                 <w:sz w:val="16"/>
               </w:rPr>
@@ -4571,6 +4903,7 @@
             <w:r>
               <w:rPr>
                 <w:rFonts w:ascii="Courier New" w:hAnsi="Courier New"/>
+                <w:i/>
                 <w:color w:val="555555"/>
                 <w:sz w:val="16"/>
               </w:rPr>
@@ -4662,7 +4995,7 @@
         <w:tc>
           <w:tcPr>
             <w:tcW w:type="dxa" w:w="8152"/>
-            <w:shd w:val="clear" w:color="auto" w:fill="F2F2F2"/>
+            <w:shd w:val="clear" w:color="auto" w:fill="EAEAEA"/>
             <w:tcBorders>
               <w:left w:val="thick" w:sz="24" w:color="1A5A6A"/>
             </w:tcBorders>
@@ -4683,7 +5016,8 @@
             <w:r>
               <w:rPr>
                 <w:rFonts w:ascii="Courier New" w:hAnsi="Courier New"/>
-                <w:color w:val="1A1A1A"/>
+                <w:i/>
+                <w:color w:val="888888"/>
                 <w:sz w:val="16"/>
               </w:rPr>
               <w:t>#!/usr/bin/env python3</w:t>
@@ -5288,7 +5622,8 @@
             <w:r>
               <w:rPr>
                 <w:rFonts w:ascii="Courier New" w:hAnsi="Courier New"/>
-                <w:color w:val="1A1A1A"/>
+                <w:i/>
+                <w:color w:val="888888"/>
                 <w:sz w:val="16"/>
               </w:rPr>
               <w:t># Casos de uso típicos</w:t>
@@ -5696,7 +6031,7 @@
             <w:r>
               <w:rPr>
                 <w:rFonts w:ascii="Courier New" w:hAnsi="Courier New"/>
-                <w:sz w:val="17"/>
+                <w:sz w:val="16"/>
               </w:rPr>
               <w:t>dustynv/vila:r39.2.0</w:t>
             </w:r>
@@ -5717,16 +6052,24 @@
         <w:pStyle w:val="Endure-Subhead"/>
         <w:keepNext/>
         <w:spacing w:before="240" w:after="60"/>
+        <w:outlineLvl w:val="1"/>
       </w:pPr>
       <w:r>
+        <w:rPr>
+          <w:sz w:val="24"/>
+        </w:rPr>
         <w:t>28.4 Detección de Objetos con nanoowl</w:t>
       </w:r>
     </w:p>
     <w:p>
       <w:pPr>
         <w:pStyle w:val="Endure-FirstParagraphBodyText"/>
+        <w:spacing w:before="100" w:after="100"/>
       </w:pPr>
       <w:r>
+        <w:rPr>
+          <w:sz w:val="20"/>
+        </w:rPr>
         <w:t>nanoowl es un detector de objetos zero-shot basado en CLIP, optimizado con TensorRT para el Jetson. "Zero-shot" significa que puede detectar cualquier objeto simplemente describiendo en texto lo que busca — sin reentrenamiento.</w:t>
       </w:r>
     </w:p>
@@ -5743,7 +6086,7 @@
         <w:tc>
           <w:tcPr>
             <w:tcW w:type="dxa" w:w="8152"/>
-            <w:shd w:val="clear" w:color="auto" w:fill="F2F2F2"/>
+            <w:shd w:val="clear" w:color="auto" w:fill="EAEAEA"/>
             <w:tcBorders>
               <w:left w:val="thick" w:sz="24" w:color="1A5A6A"/>
             </w:tcBorders>
@@ -5825,7 +6168,7 @@
         <w:tc>
           <w:tcPr>
             <w:tcW w:type="dxa" w:w="8152"/>
-            <w:shd w:val="clear" w:color="auto" w:fill="F2F2F2"/>
+            <w:shd w:val="clear" w:color="auto" w:fill="EAEAEA"/>
             <w:tcBorders>
               <w:left w:val="thick" w:sz="24" w:color="1A5A6A"/>
             </w:tcBorders>
@@ -5943,6 +6286,7 @@
             <w:r>
               <w:rPr>
                 <w:rFonts w:ascii="Courier New" w:hAnsi="Courier New"/>
+                <w:i/>
                 <w:color w:val="555555"/>
                 <w:sz w:val="16"/>
               </w:rPr>
@@ -5976,6 +6320,7 @@
             <w:r>
               <w:rPr>
                 <w:rFonts w:ascii="Courier New" w:hAnsi="Courier New"/>
+                <w:i/>
                 <w:color w:val="555555"/>
                 <w:sz w:val="16"/>
               </w:rPr>
@@ -5992,6 +6337,7 @@
             <w:r>
               <w:rPr>
                 <w:rFonts w:ascii="Courier New" w:hAnsi="Courier New"/>
+                <w:i/>
                 <w:color w:val="555555"/>
                 <w:sz w:val="16"/>
               </w:rPr>
@@ -6008,6 +6354,7 @@
             <w:r>
               <w:rPr>
                 <w:rFonts w:ascii="Courier New" w:hAnsi="Courier New"/>
+                <w:i/>
                 <w:color w:val="555555"/>
                 <w:sz w:val="16"/>
               </w:rPr>
@@ -6035,7 +6382,7 @@
         <w:tc>
           <w:tcPr>
             <w:tcW w:type="dxa" w:w="8152"/>
-            <w:shd w:val="clear" w:color="auto" w:fill="F2F2F2"/>
+            <w:shd w:val="clear" w:color="auto" w:fill="EAEAEA"/>
             <w:tcBorders>
               <w:left w:val="thick" w:sz="24" w:color="1A5A6A"/>
             </w:tcBorders>
@@ -6056,7 +6403,8 @@
             <w:r>
               <w:rPr>
                 <w:rFonts w:ascii="Courier New" w:hAnsi="Courier New"/>
-                <w:color w:val="1A1A1A"/>
+                <w:i/>
+                <w:color w:val="888888"/>
                 <w:sz w:val="16"/>
               </w:rPr>
               <w:t>#!/usr/bin/env python3</w:t>
@@ -6880,7 +7228,8 @@
             <w:r>
               <w:rPr>
                 <w:rFonts w:ascii="Courier New" w:hAnsi="Courier New"/>
-                <w:color w:val="1A1A1A"/>
+                <w:i/>
+                <w:color w:val="888888"/>
                 <w:sz w:val="16"/>
               </w:rPr>
               <w:t xml:space="preserve">        # Anotar el frame</w:t>
@@ -7223,7 +7572,7 @@
         <w:tc>
           <w:tcPr>
             <w:tcW w:type="dxa" w:w="8152"/>
-            <w:shd w:val="clear" w:color="auto" w:fill="F2F2F2"/>
+            <w:shd w:val="clear" w:color="auto" w:fill="EAEAEA"/>
             <w:tcBorders>
               <w:left w:val="thick" w:sz="24" w:color="1A5A6A"/>
             </w:tcBorders>
@@ -7344,8 +7693,12 @@
         <w:pStyle w:val="Endure-Subhead"/>
         <w:keepNext/>
         <w:spacing w:before="240" w:after="60"/>
+        <w:outlineLvl w:val="1"/>
       </w:pPr>
       <w:r>
+        <w:rPr>
+          <w:sz w:val="24"/>
+        </w:rPr>
         <w:t>28.5 Procesamiento de Video con OpenCV</w:t>
       </w:r>
     </w:p>
@@ -7354,10 +7707,11 @@
         <w:pStyle w:val="Endure-Subhead"/>
         <w:keepNext/>
         <w:spacing w:before="160" w:after="60"/>
+        <w:outlineLvl w:val="2"/>
       </w:pPr>
       <w:r>
         <w:rPr>
-          <w:sz w:val="18"/>
+          <w:sz w:val="22"/>
         </w:rPr>
         <w:t>28.5.1 Configuración de Cámara USB/CSI</w:t>
       </w:r>
@@ -7375,7 +7729,7 @@
         <w:tc>
           <w:tcPr>
             <w:tcW w:type="dxa" w:w="8152"/>
-            <w:shd w:val="clear" w:color="auto" w:fill="F2F2F2"/>
+            <w:shd w:val="clear" w:color="auto" w:fill="EAEAEA"/>
             <w:tcBorders>
               <w:left w:val="thick" w:sz="24" w:color="1A5A6A"/>
             </w:tcBorders>
@@ -7413,6 +7767,7 @@
             <w:r>
               <w:rPr>
                 <w:rFonts w:ascii="Courier New" w:hAnsi="Courier New"/>
+                <w:i/>
                 <w:color w:val="555555"/>
                 <w:sz w:val="16"/>
               </w:rPr>
@@ -7440,7 +7795,7 @@
         <w:tc>
           <w:tcPr>
             <w:tcW w:type="dxa" w:w="8152"/>
-            <w:shd w:val="clear" w:color="auto" w:fill="F2F2F2"/>
+            <w:shd w:val="clear" w:color="auto" w:fill="EAEAEA"/>
             <w:tcBorders>
               <w:left w:val="thick" w:sz="24" w:color="1A5A6A"/>
             </w:tcBorders>
@@ -7478,6 +7833,7 @@
             <w:r>
               <w:rPr>
                 <w:rFonts w:ascii="Courier New" w:hAnsi="Courier New"/>
+                <w:i/>
                 <w:color w:val="555555"/>
                 <w:sz w:val="16"/>
               </w:rPr>
@@ -7494,6 +7850,7 @@
             <w:r>
               <w:rPr>
                 <w:rFonts w:ascii="Courier New" w:hAnsi="Courier New"/>
+                <w:i/>
                 <w:color w:val="555555"/>
                 <w:sz w:val="16"/>
               </w:rPr>
@@ -7510,6 +7867,7 @@
             <w:r>
               <w:rPr>
                 <w:rFonts w:ascii="Courier New" w:hAnsi="Courier New"/>
+                <w:i/>
                 <w:color w:val="555555"/>
                 <w:sz w:val="16"/>
               </w:rPr>
@@ -7537,7 +7895,7 @@
         <w:tc>
           <w:tcPr>
             <w:tcW w:type="dxa" w:w="8152"/>
-            <w:shd w:val="clear" w:color="auto" w:fill="F2F2F2"/>
+            <w:shd w:val="clear" w:color="auto" w:fill="EAEAEA"/>
             <w:tcBorders>
               <w:left w:val="thick" w:sz="24" w:color="1A5A6A"/>
             </w:tcBorders>
@@ -7575,6 +7933,7 @@
             <w:r>
               <w:rPr>
                 <w:rFonts w:ascii="Courier New" w:hAnsi="Courier New"/>
+                <w:i/>
                 <w:color w:val="555555"/>
                 <w:sz w:val="16"/>
               </w:rPr>
@@ -7655,6 +8014,7 @@
             <w:r>
               <w:rPr>
                 <w:rFonts w:ascii="Courier New" w:hAnsi="Courier New"/>
+                <w:i/>
                 <w:color w:val="555555"/>
                 <w:sz w:val="16"/>
               </w:rPr>
@@ -7671,6 +8031,7 @@
             <w:r>
               <w:rPr>
                 <w:rFonts w:ascii="Courier New" w:hAnsi="Courier New"/>
+                <w:i/>
                 <w:color w:val="555555"/>
                 <w:sz w:val="16"/>
               </w:rPr>
@@ -7687,6 +8048,7 @@
             <w:r>
               <w:rPr>
                 <w:rFonts w:ascii="Courier New" w:hAnsi="Courier New"/>
+                <w:i/>
                 <w:color w:val="555555"/>
                 <w:sz w:val="16"/>
               </w:rPr>
@@ -7703,6 +8065,7 @@
             <w:r>
               <w:rPr>
                 <w:rFonts w:ascii="Courier New" w:hAnsi="Courier New"/>
+                <w:i/>
                 <w:color w:val="555555"/>
                 <w:sz w:val="16"/>
               </w:rPr>
@@ -7719,6 +8082,7 @@
             <w:r>
               <w:rPr>
                 <w:rFonts w:ascii="Courier New" w:hAnsi="Courier New"/>
+                <w:i/>
                 <w:color w:val="555555"/>
                 <w:sz w:val="16"/>
               </w:rPr>
@@ -7735,6 +8099,7 @@
             <w:r>
               <w:rPr>
                 <w:rFonts w:ascii="Courier New" w:hAnsi="Courier New"/>
+                <w:i/>
                 <w:color w:val="555555"/>
                 <w:sz w:val="16"/>
               </w:rPr>
@@ -7751,6 +8116,7 @@
             <w:r>
               <w:rPr>
                 <w:rFonts w:ascii="Courier New" w:hAnsi="Courier New"/>
+                <w:i/>
                 <w:color w:val="555555"/>
                 <w:sz w:val="16"/>
               </w:rPr>
@@ -7767,6 +8133,7 @@
             <w:r>
               <w:rPr>
                 <w:rFonts w:ascii="Courier New" w:hAnsi="Courier New"/>
+                <w:i/>
                 <w:color w:val="555555"/>
                 <w:sz w:val="16"/>
               </w:rPr>
@@ -7783,6 +8150,7 @@
             <w:r>
               <w:rPr>
                 <w:rFonts w:ascii="Courier New" w:hAnsi="Courier New"/>
+                <w:i/>
                 <w:color w:val="555555"/>
                 <w:sz w:val="16"/>
               </w:rPr>
@@ -7799,6 +8167,7 @@
             <w:r>
               <w:rPr>
                 <w:rFonts w:ascii="Courier New" w:hAnsi="Courier New"/>
+                <w:i/>
                 <w:color w:val="555555"/>
                 <w:sz w:val="16"/>
               </w:rPr>
@@ -7815,6 +8184,7 @@
             <w:r>
               <w:rPr>
                 <w:rFonts w:ascii="Courier New" w:hAnsi="Courier New"/>
+                <w:i/>
                 <w:color w:val="555555"/>
                 <w:sz w:val="16"/>
               </w:rPr>
@@ -7834,10 +8204,11 @@
         <w:pStyle w:val="Endure-Subhead"/>
         <w:keepNext/>
         <w:spacing w:before="160" w:after="60"/>
+        <w:outlineLvl w:val="2"/>
       </w:pPr>
       <w:r>
         <w:rPr>
-          <w:sz w:val="18"/>
+          <w:sz w:val="22"/>
         </w:rPr>
         <w:t>28.5.2 Pipeline de Análisis de Video Frame por Frame</w:t>
       </w:r>
@@ -7855,7 +8226,7 @@
         <w:tc>
           <w:tcPr>
             <w:tcW w:type="dxa" w:w="8152"/>
-            <w:shd w:val="clear" w:color="auto" w:fill="F2F2F2"/>
+            <w:shd w:val="clear" w:color="auto" w:fill="EAEAEA"/>
             <w:tcBorders>
               <w:left w:val="thick" w:sz="24" w:color="1A5A6A"/>
             </w:tcBorders>
@@ -7876,7 +8247,8 @@
             <w:r>
               <w:rPr>
                 <w:rFonts w:ascii="Courier New" w:hAnsi="Courier New"/>
-                <w:color w:val="1A1A1A"/>
+                <w:i/>
+                <w:color w:val="888888"/>
                 <w:sz w:val="16"/>
               </w:rPr>
               <w:t>#!/usr/bin/env python3</w:t>
@@ -9113,7 +9485,8 @@
             <w:r>
               <w:rPr>
                 <w:rFonts w:ascii="Courier New" w:hAnsi="Courier New"/>
-                <w:color w:val="1A1A1A"/>
+                <w:i/>
+                <w:color w:val="888888"/>
                 <w:sz w:val="16"/>
               </w:rPr>
               <w:t xml:space="preserve">            # Guardar frame si contiene anomalía</w:t>
@@ -9271,7 +9644,8 @@
             <w:r>
               <w:rPr>
                 <w:rFonts w:ascii="Courier New" w:hAnsi="Courier New"/>
-                <w:color w:val="1A1A1A"/>
+                <w:i/>
+                <w:color w:val="888888"/>
                 <w:sz w:val="16"/>
               </w:rPr>
               <w:t xml:space="preserve">    # Gemma 4 E4B debe estar activo en :8080</w:t>
@@ -9314,7 +9688,7 @@
         <w:tc>
           <w:tcPr>
             <w:tcW w:type="dxa" w:w="8152"/>
-            <w:shd w:val="clear" w:color="auto" w:fill="F2F2F2"/>
+            <w:shd w:val="clear" w:color="auto" w:fill="EAEAEA"/>
             <w:tcBorders>
               <w:left w:val="thick" w:sz="24" w:color="1A5A6A"/>
             </w:tcBorders>
@@ -9427,7 +9801,7 @@
         <w:tc>
           <w:tcPr>
             <w:tcW w:type="dxa" w:w="8152"/>
-            <w:shd w:val="clear" w:color="auto" w:fill="F2F2F2"/>
+            <w:shd w:val="clear" w:color="auto" w:fill="EAEAEA"/>
             <w:tcBorders>
               <w:left w:val="thick" w:sz="24" w:color="1A5A6A"/>
             </w:tcBorders>
@@ -9565,16 +9939,24 @@
         <w:pStyle w:val="Endure-Subhead"/>
         <w:keepNext/>
         <w:spacing w:before="240" w:after="60"/>
+        <w:outlineLvl w:val="1"/>
       </w:pPr>
       <w:r>
+        <w:rPr>
+          <w:sz w:val="24"/>
+        </w:rPr>
         <w:t>28.6 Integración: OCR → RAG → LLM</w:t>
       </w:r>
     </w:p>
     <w:p>
       <w:pPr>
         <w:pStyle w:val="Endure-FirstParagraphBodyText"/>
+        <w:spacing w:before="100" w:after="100"/>
       </w:pPr>
       <w:r>
+        <w:rPr>
+          <w:sz w:val="20"/>
+        </w:rPr>
         <w:t>El pipeline más potente para procesamiento de documentos combina OCR, almacenamiento en vector store y consulta via LLM:</w:t>
       </w:r>
     </w:p>
@@ -9591,7 +9973,7 @@
         <w:tc>
           <w:tcPr>
             <w:tcW w:type="dxa" w:w="8152"/>
-            <w:shd w:val="clear" w:color="auto" w:fill="F2F2F2"/>
+            <w:shd w:val="clear" w:color="auto" w:fill="EAEAEA"/>
             <w:tcBorders>
               <w:left w:val="thick" w:sz="24" w:color="1A5A6A"/>
             </w:tcBorders>
@@ -9612,7 +9994,8 @@
             <w:r>
               <w:rPr>
                 <w:rFonts w:ascii="Courier New" w:hAnsi="Courier New"/>
-                <w:color w:val="1A1A1A"/>
+                <w:i/>
+                <w:color w:val="888888"/>
                 <w:sz w:val="16"/>
               </w:rPr>
               <w:t>#!/usr/bin/env python3</w:t>
@@ -9787,7 +10170,8 @@
             <w:r>
               <w:rPr>
                 <w:rFonts w:ascii="Courier New" w:hAnsi="Courier New"/>
-                <w:color w:val="1A1A1A"/>
+                <w:i/>
+                <w:color w:val="888888"/>
                 <w:sz w:val="16"/>
               </w:rPr>
               <w:t># Inicializar</w:t>
@@ -9945,7 +10329,8 @@
             <w:r>
               <w:rPr>
                 <w:rFonts w:ascii="Courier New" w:hAnsi="Courier New"/>
-                <w:color w:val="1A1A1A"/>
+                <w:i/>
+                <w:color w:val="888888"/>
                 <w:sz w:val="16"/>
               </w:rPr>
               <w:t xml:space="preserve">    # Dividir en chunks de ~500 caracteres</w:t>
@@ -10505,8 +10890,12 @@
         <w:pStyle w:val="Endure-Subhead"/>
         <w:keepNext/>
         <w:spacing w:before="240" w:after="60"/>
+        <w:outlineLvl w:val="1"/>
       </w:pPr>
       <w:r>
+        <w:rPr>
+          <w:sz w:val="24"/>
+        </w:rPr>
         <w:t>28.7 Aliases y Scripts del Capítulo</w:t>
       </w:r>
     </w:p>
@@ -10556,7 +10945,7 @@
             <w:r>
               <w:rPr>
                 <w:rFonts w:ascii="Courier New" w:hAnsi="Courier New"/>
-                <w:sz w:val="17"/>
+                <w:sz w:val="16"/>
               </w:rPr>
               <w:t>~/scripts/</w:t>
             </w:r>
@@ -10585,7 +10974,7 @@
         <w:tc>
           <w:tcPr>
             <w:tcW w:type="dxa" w:w="8152"/>
-            <w:shd w:val="clear" w:color="auto" w:fill="F2F2F2"/>
+            <w:shd w:val="clear" w:color="auto" w:fill="EAEAEA"/>
             <w:tcBorders>
               <w:left w:val="thick" w:sz="24" w:color="1A5A6A"/>
             </w:tcBorders>
@@ -10671,6 +11060,7 @@
             <w:r>
               <w:rPr>
                 <w:rFonts w:ascii="Courier New" w:hAnsi="Courier New"/>
+                <w:i/>
                 <w:color w:val="555555"/>
                 <w:sz w:val="16"/>
               </w:rPr>
@@ -10687,6 +11077,7 @@
             <w:r>
               <w:rPr>
                 <w:rFonts w:ascii="Courier New" w:hAnsi="Courier New"/>
+                <w:i/>
                 <w:color w:val="555555"/>
                 <w:sz w:val="16"/>
               </w:rPr>
@@ -10703,6 +11094,7 @@
             <w:r>
               <w:rPr>
                 <w:rFonts w:ascii="Courier New" w:hAnsi="Courier New"/>
+                <w:i/>
                 <w:color w:val="555555"/>
                 <w:sz w:val="16"/>
               </w:rPr>
@@ -10719,6 +11111,7 @@
             <w:r>
               <w:rPr>
                 <w:rFonts w:ascii="Courier New" w:hAnsi="Courier New"/>
+                <w:i/>
                 <w:color w:val="555555"/>
                 <w:sz w:val="16"/>
               </w:rPr>
@@ -10735,6 +11128,7 @@
             <w:r>
               <w:rPr>
                 <w:rFonts w:ascii="Courier New" w:hAnsi="Courier New"/>
+                <w:i/>
                 <w:color w:val="555555"/>
                 <w:sz w:val="16"/>
               </w:rPr>
@@ -10751,6 +11145,7 @@
             <w:r>
               <w:rPr>
                 <w:rFonts w:ascii="Courier New" w:hAnsi="Courier New"/>
+                <w:i/>
                 <w:color w:val="555555"/>
                 <w:sz w:val="16"/>
               </w:rPr>
@@ -10767,6 +11162,7 @@
             <w:r>
               <w:rPr>
                 <w:rFonts w:ascii="Courier New" w:hAnsi="Courier New"/>
+                <w:i/>
                 <w:color w:val="555555"/>
                 <w:sz w:val="16"/>
               </w:rPr>
@@ -10783,6 +11179,7 @@
             <w:r>
               <w:rPr>
                 <w:rFonts w:ascii="Courier New" w:hAnsi="Courier New"/>
+                <w:i/>
                 <w:color w:val="555555"/>
                 <w:sz w:val="16"/>
               </w:rPr>
@@ -10816,6 +11213,7 @@
             <w:r>
               <w:rPr>
                 <w:rFonts w:ascii="Courier New" w:hAnsi="Courier New"/>
+                <w:i/>
                 <w:color w:val="555555"/>
                 <w:sz w:val="16"/>
               </w:rPr>
@@ -10832,6 +11230,7 @@
             <w:r>
               <w:rPr>
                 <w:rFonts w:ascii="Courier New" w:hAnsi="Courier New"/>
+                <w:i/>
                 <w:color w:val="555555"/>
                 <w:sz w:val="16"/>
               </w:rPr>
@@ -10848,6 +11247,7 @@
             <w:r>
               <w:rPr>
                 <w:rFonts w:ascii="Courier New" w:hAnsi="Courier New"/>
+                <w:i/>
                 <w:color w:val="555555"/>
                 <w:sz w:val="16"/>
               </w:rPr>
@@ -10898,8 +11298,12 @@
         <w:pStyle w:val="Endure-Subhead"/>
         <w:keepNext/>
         <w:spacing w:before="240" w:after="60"/>
+        <w:outlineLvl w:val="1"/>
       </w:pPr>
       <w:r>
+        <w:rPr>
+          <w:sz w:val="24"/>
+        </w:rPr>
         <w:t>28.8 Solución de Problemas</w:t>
       </w:r>
     </w:p>
@@ -10908,10 +11312,11 @@
         <w:pStyle w:val="Endure-Subhead"/>
         <w:keepNext/>
         <w:spacing w:before="160" w:after="60"/>
+        <w:outlineLvl w:val="2"/>
       </w:pPr>
       <w:r>
         <w:rPr>
-          <w:sz w:val="18"/>
+          <w:sz w:val="22"/>
         </w:rPr>
         <w:t>EasyOCR falla con `CUDA out of memory`</w:t>
       </w:r>
@@ -10929,7 +11334,7 @@
         <w:tc>
           <w:tcPr>
             <w:tcW w:type="dxa" w:w="8152"/>
-            <w:shd w:val="clear" w:color="auto" w:fill="F2F2F2"/>
+            <w:shd w:val="clear" w:color="auto" w:fill="EAEAEA"/>
             <w:tcBorders>
               <w:left w:val="thick" w:sz="24" w:color="1A5A6A"/>
             </w:tcBorders>
@@ -10984,6 +11389,7 @@
             <w:r>
               <w:rPr>
                 <w:rFonts w:ascii="Courier New" w:hAnsi="Courier New"/>
+                <w:i/>
                 <w:color w:val="555555"/>
                 <w:sz w:val="16"/>
               </w:rPr>
@@ -11000,6 +11406,7 @@
             <w:r>
               <w:rPr>
                 <w:rFonts w:ascii="Courier New" w:hAnsi="Courier New"/>
+                <w:i/>
                 <w:color w:val="555555"/>
                 <w:sz w:val="16"/>
               </w:rPr>
@@ -11081,6 +11488,7 @@
             <w:r>
               <w:rPr>
                 <w:rFonts w:ascii="Courier New" w:hAnsi="Courier New"/>
+                <w:i/>
                 <w:color w:val="555555"/>
                 <w:sz w:val="16"/>
               </w:rPr>
@@ -11097,6 +11505,7 @@
             <w:r>
               <w:rPr>
                 <w:rFonts w:ascii="Courier New" w:hAnsi="Courier New"/>
+                <w:i/>
                 <w:color w:val="555555"/>
                 <w:sz w:val="16"/>
               </w:rPr>
@@ -11113,6 +11522,7 @@
             <w:r>
               <w:rPr>
                 <w:rFonts w:ascii="Courier New" w:hAnsi="Courier New"/>
+                <w:i/>
                 <w:color w:val="555555"/>
                 <w:sz w:val="16"/>
               </w:rPr>
@@ -11129,6 +11539,7 @@
             <w:r>
               <w:rPr>
                 <w:rFonts w:ascii="Courier New" w:hAnsi="Courier New"/>
+                <w:i/>
                 <w:color w:val="555555"/>
                 <w:sz w:val="16"/>
               </w:rPr>
@@ -11145,6 +11556,7 @@
             <w:r>
               <w:rPr>
                 <w:rFonts w:ascii="Courier New" w:hAnsi="Courier New"/>
+                <w:i/>
                 <w:color w:val="555555"/>
                 <w:sz w:val="16"/>
               </w:rPr>
@@ -11164,10 +11576,11 @@
         <w:pStyle w:val="Endure-Subhead"/>
         <w:keepNext/>
         <w:spacing w:before="160" w:after="60"/>
+        <w:outlineLvl w:val="2"/>
       </w:pPr>
       <w:r>
         <w:rPr>
-          <w:sz w:val="18"/>
+          <w:sz w:val="22"/>
         </w:rPr>
         <w:t>OpenCV: `cannot open camera /dev/video0`</w:t>
       </w:r>
@@ -11185,7 +11598,7 @@
         <w:tc>
           <w:tcPr>
             <w:tcW w:type="dxa" w:w="8152"/>
-            <w:shd w:val="clear" w:color="auto" w:fill="F2F2F2"/>
+            <w:shd w:val="clear" w:color="auto" w:fill="EAEAEA"/>
             <w:tcBorders>
               <w:left w:val="thick" w:sz="24" w:color="1A5A6A"/>
             </w:tcBorders>
@@ -11321,6 +11734,7 @@
             <w:r>
               <w:rPr>
                 <w:rFonts w:ascii="Courier New" w:hAnsi="Courier New"/>
+                <w:i/>
                 <w:color w:val="555555"/>
                 <w:sz w:val="16"/>
               </w:rPr>
@@ -11386,6 +11800,7 @@
             <w:r>
               <w:rPr>
                 <w:rFonts w:ascii="Courier New" w:hAnsi="Courier New"/>
+                <w:i/>
                 <w:color w:val="555555"/>
                 <w:sz w:val="16"/>
               </w:rPr>
@@ -11405,10 +11820,11 @@
         <w:pStyle w:val="Endure-Subhead"/>
         <w:keepNext/>
         <w:spacing w:before="160" w:after="60"/>
+        <w:outlineLvl w:val="2"/>
       </w:pPr>
       <w:r>
         <w:rPr>
-          <w:sz w:val="18"/>
+          <w:sz w:val="22"/>
         </w:rPr>
         <w:t>nanoowl: `TensorRT engine not found`</w:t>
       </w:r>
@@ -11426,7 +11842,7 @@
         <w:tc>
           <w:tcPr>
             <w:tcW w:type="dxa" w:w="8152"/>
-            <w:shd w:val="clear" w:color="auto" w:fill="F2F2F2"/>
+            <w:shd w:val="clear" w:color="auto" w:fill="EAEAEA"/>
             <w:tcBorders>
               <w:left w:val="thick" w:sz="24" w:color="1A5A6A"/>
             </w:tcBorders>
@@ -11496,6 +11912,7 @@
             <w:r>
               <w:rPr>
                 <w:rFonts w:ascii="Courier New" w:hAnsi="Courier New"/>
+                <w:i/>
                 <w:color w:val="555555"/>
                 <w:sz w:val="16"/>
               </w:rPr>
@@ -11512,6 +11929,7 @@
             <w:r>
               <w:rPr>
                 <w:rFonts w:ascii="Courier New" w:hAnsi="Courier New"/>
+                <w:i/>
                 <w:color w:val="555555"/>
                 <w:sz w:val="16"/>
               </w:rPr>
@@ -11544,6 +11962,7 @@
             <w:r>
               <w:rPr>
                 <w:rFonts w:ascii="Courier New" w:hAnsi="Courier New"/>
+                <w:i/>
                 <w:color w:val="555555"/>
                 <w:sz w:val="16"/>
               </w:rPr>
@@ -11560,6 +11979,7 @@
             <w:r>
               <w:rPr>
                 <w:rFonts w:ascii="Courier New" w:hAnsi="Courier New"/>
+                <w:i/>
                 <w:color w:val="555555"/>
                 <w:sz w:val="16"/>
               </w:rPr>
@@ -11596,16 +12016,24 @@
         <w:pStyle w:val="Endure-Subhead"/>
         <w:keepNext/>
         <w:spacing w:before="240" w:after="60"/>
+        <w:outlineLvl w:val="1"/>
       </w:pPr>
       <w:r>
+        <w:rPr>
+          <w:sz w:val="24"/>
+        </w:rPr>
         <w:t>Casos de Uso Reales</w:t>
       </w:r>
     </w:p>
     <w:p>
       <w:pPr>
         <w:pStyle w:val="Endure-FirstParagraphBodyText"/>
+        <w:spacing w:before="100" w:after="100"/>
       </w:pPr>
       <w:r>
+        <w:rPr>
+          <w:sz w:val="20"/>
+        </w:rPr>
         <w:t>Las herramientas de este capítulo se combinan para resolver problemas concretos en entornos empresariales:</w:t>
       </w:r>
     </w:p>
@@ -11614,10 +12042,11 @@
         <w:pStyle w:val="Endure-Subhead"/>
         <w:keepNext/>
         <w:spacing w:before="160" w:after="60"/>
+        <w:outlineLvl w:val="2"/>
       </w:pPr>
       <w:r>
         <w:rPr>
-          <w:sz w:val="18"/>
+          <w:sz w:val="22"/>
         </w:rPr>
         <w:t>Caso 1: Lectura automática de facturas en bodega</w:t>
       </w:r>
@@ -11625,8 +12054,12 @@
     <w:p>
       <w:pPr>
         <w:pStyle w:val="Endure-FirstParagraphBodyText"/>
+        <w:spacing w:before="100" w:after="100"/>
       </w:pPr>
       <w:r>
+        <w:rPr>
+          <w:sz w:val="20"/>
+        </w:rPr>
         <w:t>Una bodega recibe facturas en papel. El operario las fotografía con su teléfono y las envía por WhatsApp. El Jetson (via OpenClaw) usa EasyOCR para extraer el texto y vLLM para parsear el JSON estructurado:</w:t>
       </w:r>
     </w:p>
@@ -11643,7 +12076,7 @@
         <w:tc>
           <w:tcPr>
             <w:tcW w:type="dxa" w:w="8152"/>
-            <w:shd w:val="clear" w:color="auto" w:fill="F2F2F2"/>
+            <w:shd w:val="clear" w:color="auto" w:fill="EAEAEA"/>
             <w:tcBorders>
               <w:left w:val="thick" w:sz="24" w:color="1A5A6A"/>
             </w:tcBorders>
@@ -11697,6 +12130,7 @@
             <w:r>
               <w:rPr>
                 <w:rFonts w:ascii="Courier New" w:hAnsi="Courier New"/>
+                <w:i/>
                 <w:color w:val="555555"/>
                 <w:sz w:val="16"/>
               </w:rPr>
@@ -11713,6 +12147,7 @@
             <w:r>
               <w:rPr>
                 <w:rFonts w:ascii="Courier New" w:hAnsi="Courier New"/>
+                <w:i/>
                 <w:color w:val="555555"/>
                 <w:sz w:val="16"/>
               </w:rPr>
@@ -11740,7 +12175,7 @@
         <w:tc>
           <w:tcPr>
             <w:tcW w:type="dxa" w:w="8152"/>
-            <w:shd w:val="clear" w:color="auto" w:fill="F2F2F2"/>
+            <w:shd w:val="clear" w:color="auto" w:fill="EAEAEA"/>
             <w:tcBorders>
               <w:left w:val="thick" w:sz="24" w:color="1A5A6A"/>
             </w:tcBorders>
@@ -11778,6 +12213,7 @@
             <w:r>
               <w:rPr>
                 <w:rFonts w:ascii="Courier New" w:hAnsi="Courier New"/>
+                <w:i/>
                 <w:color w:val="555555"/>
                 <w:sz w:val="16"/>
               </w:rPr>
@@ -11794,6 +12230,7 @@
             <w:r>
               <w:rPr>
                 <w:rFonts w:ascii="Courier New" w:hAnsi="Courier New"/>
+                <w:i/>
                 <w:color w:val="555555"/>
                 <w:sz w:val="16"/>
               </w:rPr>
@@ -11810,6 +12247,7 @@
             <w:r>
               <w:rPr>
                 <w:rFonts w:ascii="Courier New" w:hAnsi="Courier New"/>
+                <w:i/>
                 <w:color w:val="555555"/>
                 <w:sz w:val="16"/>
               </w:rPr>
@@ -11826,6 +12264,7 @@
             <w:r>
               <w:rPr>
                 <w:rFonts w:ascii="Courier New" w:hAnsi="Courier New"/>
+                <w:i/>
                 <w:color w:val="555555"/>
                 <w:sz w:val="16"/>
               </w:rPr>
@@ -11842,6 +12281,7 @@
             <w:r>
               <w:rPr>
                 <w:rFonts w:ascii="Courier New" w:hAnsi="Courier New"/>
+                <w:i/>
                 <w:color w:val="555555"/>
                 <w:sz w:val="16"/>
               </w:rPr>
@@ -11858,6 +12298,7 @@
             <w:r>
               <w:rPr>
                 <w:rFonts w:ascii="Courier New" w:hAnsi="Courier New"/>
+                <w:i/>
                 <w:color w:val="555555"/>
                 <w:sz w:val="16"/>
               </w:rPr>
@@ -11874,6 +12315,7 @@
             <w:r>
               <w:rPr>
                 <w:rFonts w:ascii="Courier New" w:hAnsi="Courier New"/>
+                <w:i/>
                 <w:color w:val="555555"/>
                 <w:sz w:val="16"/>
               </w:rPr>
@@ -11890,6 +12332,7 @@
             <w:r>
               <w:rPr>
                 <w:rFonts w:ascii="Courier New" w:hAnsi="Courier New"/>
+                <w:i/>
                 <w:color w:val="555555"/>
                 <w:sz w:val="16"/>
               </w:rPr>
@@ -11906,6 +12349,7 @@
             <w:r>
               <w:rPr>
                 <w:rFonts w:ascii="Courier New" w:hAnsi="Courier New"/>
+                <w:i/>
                 <w:color w:val="555555"/>
                 <w:sz w:val="16"/>
               </w:rPr>
@@ -11925,10 +12369,11 @@
         <w:pStyle w:val="Endure-Subhead"/>
         <w:keepNext/>
         <w:spacing w:before="160" w:after="60"/>
+        <w:outlineLvl w:val="2"/>
       </w:pPr>
       <w:r>
         <w:rPr>
-          <w:sz w:val="18"/>
+          <w:sz w:val="22"/>
         </w:rPr>
         <w:t>Caso 2: Vigilancia perimetral con nanoowl</w:t>
       </w:r>
@@ -11936,8 +12381,12 @@
     <w:p>
       <w:pPr>
         <w:pStyle w:val="Endure-FirstParagraphBodyText"/>
+        <w:spacing w:before="100" w:after="100"/>
       </w:pPr>
       <w:r>
+        <w:rPr>
+          <w:sz w:val="20"/>
+        </w:rPr>
         <w:t>Sistema de seguridad que detecta personas o vehículos en cámara de parking y envía alerta por Telegram:</w:t>
       </w:r>
     </w:p>
@@ -11954,7 +12403,7 @@
         <w:tc>
           <w:tcPr>
             <w:tcW w:type="dxa" w:w="8152"/>
-            <w:shd w:val="clear" w:color="auto" w:fill="F2F2F2"/>
+            <w:shd w:val="clear" w:color="auto" w:fill="EAEAEA"/>
             <w:tcBorders>
               <w:left w:val="thick" w:sz="24" w:color="1A5A6A"/>
             </w:tcBorders>
@@ -12024,6 +12473,7 @@
             <w:r>
               <w:rPr>
                 <w:rFonts w:ascii="Courier New" w:hAnsi="Courier New"/>
+                <w:i/>
                 <w:color w:val="555555"/>
                 <w:sz w:val="16"/>
               </w:rPr>
@@ -12040,6 +12490,7 @@
             <w:r>
               <w:rPr>
                 <w:rFonts w:ascii="Courier New" w:hAnsi="Courier New"/>
+                <w:i/>
                 <w:color w:val="555555"/>
                 <w:sz w:val="16"/>
               </w:rPr>
@@ -12056,6 +12507,7 @@
             <w:r>
               <w:rPr>
                 <w:rFonts w:ascii="Courier New" w:hAnsi="Courier New"/>
+                <w:i/>
                 <w:color w:val="555555"/>
                 <w:sz w:val="16"/>
               </w:rPr>
@@ -12072,6 +12524,7 @@
             <w:r>
               <w:rPr>
                 <w:rFonts w:ascii="Courier New" w:hAnsi="Courier New"/>
+                <w:i/>
                 <w:color w:val="555555"/>
                 <w:sz w:val="16"/>
               </w:rPr>
@@ -12099,7 +12552,7 @@
         <w:tc>
           <w:tcPr>
             <w:tcW w:type="dxa" w:w="8152"/>
-            <w:shd w:val="clear" w:color="auto" w:fill="F2F2F2"/>
+            <w:shd w:val="clear" w:color="auto" w:fill="EAEAEA"/>
             <w:tcBorders>
               <w:left w:val="thick" w:sz="24" w:color="1A5A6A"/>
             </w:tcBorders>
@@ -12137,6 +12590,7 @@
             <w:r>
               <w:rPr>
                 <w:rFonts w:ascii="Courier New" w:hAnsi="Courier New"/>
+                <w:i/>
                 <w:color w:val="555555"/>
                 <w:sz w:val="16"/>
               </w:rPr>
@@ -12153,6 +12607,7 @@
             <w:r>
               <w:rPr>
                 <w:rFonts w:ascii="Courier New" w:hAnsi="Courier New"/>
+                <w:i/>
                 <w:color w:val="555555"/>
                 <w:sz w:val="16"/>
               </w:rPr>
@@ -12172,10 +12627,11 @@
         <w:pStyle w:val="Endure-Subhead"/>
         <w:keepNext/>
         <w:spacing w:before="160" w:after="60"/>
+        <w:outlineLvl w:val="2"/>
       </w:pPr>
       <w:r>
         <w:rPr>
-          <w:sz w:val="18"/>
+          <w:sz w:val="22"/>
         </w:rPr>
         <w:t>Caso 3: Catalogación automática de productos con VLM</w:t>
       </w:r>
@@ -12183,8 +12639,12 @@
     <w:p>
       <w:pPr>
         <w:pStyle w:val="Endure-FirstParagraphBodyText"/>
+        <w:spacing w:before="100" w:after="100"/>
       </w:pPr>
       <w:r>
+        <w:rPr>
+          <w:sz w:val="20"/>
+        </w:rPr>
         <w:t>Sistema para e-commerce que genera descripciones automáticas de productos a partir de fotos:</w:t>
       </w:r>
     </w:p>
@@ -12201,7 +12661,7 @@
         <w:tc>
           <w:tcPr>
             <w:tcW w:type="dxa" w:w="8152"/>
-            <w:shd w:val="clear" w:color="auto" w:fill="F2F2F2"/>
+            <w:shd w:val="clear" w:color="auto" w:fill="EAEAEA"/>
             <w:tcBorders>
               <w:left w:val="thick" w:sz="24" w:color="1A5A6A"/>
             </w:tcBorders>
@@ -12239,6 +12699,7 @@
             <w:r>
               <w:rPr>
                 <w:rFonts w:ascii="Courier New" w:hAnsi="Courier New"/>
+                <w:i/>
                 <w:color w:val="555555"/>
                 <w:sz w:val="16"/>
               </w:rPr>
@@ -12287,6 +12748,7 @@
             <w:r>
               <w:rPr>
                 <w:rFonts w:ascii="Courier New" w:hAnsi="Courier New"/>
+                <w:i/>
                 <w:color w:val="555555"/>
                 <w:sz w:val="16"/>
               </w:rPr>
@@ -12319,6 +12781,7 @@
             <w:r>
               <w:rPr>
                 <w:rFonts w:ascii="Courier New" w:hAnsi="Courier New"/>
+                <w:i/>
                 <w:color w:val="555555"/>
                 <w:sz w:val="16"/>
               </w:rPr>
@@ -12346,7 +12809,7 @@
         <w:tc>
           <w:tcPr>
             <w:tcW w:type="dxa" w:w="8152"/>
-            <w:shd w:val="clear" w:color="auto" w:fill="F2F2F2"/>
+            <w:shd w:val="clear" w:color="auto" w:fill="EAEAEA"/>
             <w:tcBorders>
               <w:left w:val="thick" w:sz="24" w:color="1A5A6A"/>
             </w:tcBorders>
@@ -12384,6 +12847,7 @@
             <w:r>
               <w:rPr>
                 <w:rFonts w:ascii="Courier New" w:hAnsi="Courier New"/>
+                <w:i/>
                 <w:color w:val="555555"/>
                 <w:sz w:val="16"/>
               </w:rPr>
@@ -12400,6 +12864,7 @@
             <w:r>
               <w:rPr>
                 <w:rFonts w:ascii="Courier New" w:hAnsi="Courier New"/>
+                <w:i/>
                 <w:color w:val="555555"/>
                 <w:sz w:val="16"/>
               </w:rPr>
@@ -12416,6 +12881,7 @@
             <w:r>
               <w:rPr>
                 <w:rFonts w:ascii="Courier New" w:hAnsi="Courier New"/>
+                <w:i/>
                 <w:color w:val="555555"/>
                 <w:sz w:val="16"/>
               </w:rPr>
@@ -12432,6 +12898,7 @@
             <w:r>
               <w:rPr>
                 <w:rFonts w:ascii="Courier New" w:hAnsi="Courier New"/>
+                <w:i/>
                 <w:color w:val="555555"/>
                 <w:sz w:val="16"/>
               </w:rPr>
@@ -12448,6 +12915,7 @@
             <w:r>
               <w:rPr>
                 <w:rFonts w:ascii="Courier New" w:hAnsi="Courier New"/>
+                <w:i/>
                 <w:color w:val="555555"/>
                 <w:sz w:val="16"/>
               </w:rPr>
@@ -12467,126 +12935,154 @@
         <w:pStyle w:val="Endure-Subhead"/>
         <w:keepNext/>
         <w:spacing w:before="240" w:after="60"/>
+        <w:outlineLvl w:val="1"/>
       </w:pPr>
       <w:r>
+        <w:rPr>
+          <w:sz w:val="24"/>
+        </w:rPr>
         <w:t>Resumen del Capítulo</w:t>
       </w:r>
     </w:p>
     <w:p>
       <w:pPr>
         <w:pStyle w:val="Endure-FirstParagraphBodyText"/>
+        <w:spacing w:before="100" w:after="100"/>
       </w:pPr>
       <w:r>
+        <w:rPr>
+          <w:sz w:val="20"/>
+        </w:rPr>
         <w:t>El Jetson AGX Orin 64GB procesa visión artificial directamente en GPU con tres capas complementarias:</w:t>
       </w:r>
     </w:p>
     <w:p>
       <w:pPr>
         <w:pStyle w:val="Endure-ChapterBodyText"/>
-        <w:spacing w:before="20" w:after="20"/>
+        <w:spacing w:before="40" w:after="40"/>
         <w:ind w:left="360" w:hanging="216"/>
       </w:pPr>
       <w:r>
         <w:rPr>
-          <w:sz w:val="18"/>
+          <w:sz w:val="20"/>
         </w:rPr>
         <w:t xml:space="preserve">• </w:t>
       </w:r>
       <w:r>
         <w:rPr>
           <w:b/>
+          <w:sz w:val="20"/>
         </w:rPr>
         <w:t>OCR clásico</w:t>
       </w:r>
       <w:r>
+        <w:rPr>
+          <w:sz w:val="20"/>
+        </w:rPr>
         <w:t xml:space="preserve"> (Tesseract/EasyOCR): extracción de texto rápida; Tesseract sin GPU, EasyOCR con GPU</w:t>
       </w:r>
     </w:p>
     <w:p>
       <w:pPr>
         <w:pStyle w:val="Endure-ChapterBodyText"/>
-        <w:spacing w:before="20" w:after="20"/>
+        <w:spacing w:before="40" w:after="40"/>
         <w:ind w:left="360" w:hanging="216"/>
       </w:pPr>
       <w:r>
         <w:rPr>
-          <w:sz w:val="18"/>
+          <w:sz w:val="20"/>
         </w:rPr>
         <w:t xml:space="preserve">• </w:t>
       </w:r>
       <w:r>
         <w:rPr>
           <w:b/>
+          <w:sz w:val="20"/>
         </w:rPr>
         <w:t>VLM local</w:t>
       </w:r>
       <w:r>
+        <w:rPr>
+          <w:sz w:val="20"/>
+        </w:rPr>
         <w:t xml:space="preserve"> (Gemma 4 E4B via llama.cpp: ~3 GB): image captioning y VQA sin conexión a internet</w:t>
       </w:r>
     </w:p>
     <w:p>
       <w:pPr>
         <w:pStyle w:val="Endure-ChapterBodyText"/>
-        <w:spacing w:before="20" w:after="20"/>
+        <w:spacing w:before="40" w:after="40"/>
         <w:ind w:left="360" w:hanging="216"/>
       </w:pPr>
       <w:r>
         <w:rPr>
-          <w:sz w:val="18"/>
+          <w:sz w:val="20"/>
         </w:rPr>
         <w:t xml:space="preserve">• </w:t>
       </w:r>
       <w:r>
         <w:rPr>
           <w:b/>
+          <w:sz w:val="20"/>
         </w:rPr>
         <w:t>Detección zero-shot</w:t>
       </w:r>
       <w:r>
+        <w:rPr>
+          <w:sz w:val="20"/>
+        </w:rPr>
         <w:t xml:space="preserve"> (nanoowl + TensorRT): detecta cualquier objeto descrito en texto en tiempo real</w:t>
       </w:r>
     </w:p>
     <w:p>
       <w:pPr>
         <w:pStyle w:val="Endure-ChapterBodyText"/>
-        <w:spacing w:before="20" w:after="20"/>
+        <w:spacing w:before="40" w:after="40"/>
         <w:ind w:left="360" w:hanging="216"/>
       </w:pPr>
       <w:r>
         <w:rPr>
-          <w:sz w:val="18"/>
+          <w:sz w:val="20"/>
         </w:rPr>
         <w:t xml:space="preserve">• </w:t>
       </w:r>
       <w:r>
         <w:rPr>
           <w:b/>
+          <w:sz w:val="20"/>
         </w:rPr>
         <w:t>OCR → LLM pipeline</w:t>
       </w:r>
       <w:r>
+        <w:rPr>
+          <w:sz w:val="20"/>
+        </w:rPr>
         <w:t>: combina EasyOCR para extracción y vLLM para análisis estructurado (JSON)</w:t>
       </w:r>
     </w:p>
     <w:p>
       <w:pPr>
         <w:pStyle w:val="Endure-ChapterBodyText"/>
-        <w:spacing w:before="20" w:after="20"/>
+        <w:spacing w:before="40" w:after="40"/>
         <w:ind w:left="360" w:hanging="216"/>
       </w:pPr>
       <w:r>
         <w:rPr>
-          <w:sz w:val="18"/>
+          <w:sz w:val="20"/>
         </w:rPr>
         <w:t xml:space="preserve">• </w:t>
       </w:r>
       <w:r>
         <w:rPr>
           <w:b/>
+          <w:sz w:val="20"/>
         </w:rPr>
         <w:t>Modo energético</w:t>
       </w:r>
       <w:r>
+        <w:rPr>
+          <w:sz w:val="20"/>
+        </w:rPr>
         <w:t>: 30W para OCR y nanoowl; MAXN para modelos de visión grandes</w:t>
       </w:r>
     </w:p>
@@ -12598,9 +13094,13 @@
     <w:p>
       <w:pPr>
         <w:pStyle w:val="Endure-ChapterBodyText"/>
+        <w:spacing w:before="100" w:after="100"/>
       </w:pPr>
       <w:r>
-        <w:t>El siguiente capítulo (Capítulo 29) cubre el stack TTS+STT unificado: transcripción de voz en español con faster-whisper y síntesis de voz con kokoro-tts y piper, incluyendo diarización de hablantes y timestamps a nivel de palabra.</w:t>
+        <w:rPr>
+          <w:sz w:val="20"/>
+        </w:rPr>
+        <w:t>El siguiente capítulo (Capítulo 13) cubre el stack TTS+STT unificado: transcripción de voz en español con faster-whisper y síntesis de voz con kokoro-tts y piper, incluyendo diarización de hablantes y timestamps a nivel de palabra.</w:t>
       </w:r>
     </w:p>
     <w:sectPr>

--- a/book/docx-por-capitulo/capitulo-12-computer-vision.docx
+++ b/book/docx-por-capitulo/capitulo-12-computer-vision.docx
@@ -26,7 +26,7 @@
       <w:pPr>
         <w:pStyle w:val="Endure-Subhead"/>
         <w:keepNext/>
-        <w:spacing w:before="240" w:after="60"/>
+        <w:spacing w:before="240" w:after="60" w:line="240" w:lineRule="auto"/>
         <w:outlineLvl w:val="1"/>
       </w:pPr>
       <w:r>
@@ -39,7 +39,7 @@
     <w:p>
       <w:pPr>
         <w:pStyle w:val="Endure-FirstParagraphBodyText"/>
-        <w:spacing w:before="100" w:after="100"/>
+        <w:spacing w:before="100" w:after="100" w:line="240" w:lineRule="auto"/>
       </w:pPr>
       <w:r>
         <w:rPr>
@@ -51,7 +51,7 @@
     <w:p>
       <w:pPr>
         <w:pStyle w:val="Endure-ChapterBodyText"/>
-        <w:spacing w:before="100" w:after="100"/>
+        <w:spacing w:before="100" w:after="100" w:line="240" w:lineRule="auto"/>
       </w:pPr>
       <w:r>
         <w:rPr>
@@ -63,7 +63,7 @@
     <w:p>
       <w:pPr>
         <w:pStyle w:val="Endure-ChapterBodyText"/>
-        <w:spacing w:before="40" w:after="40"/>
+        <w:spacing w:before="40" w:after="40" w:line="240" w:lineRule="auto"/>
         <w:ind w:left="360" w:hanging="216"/>
       </w:pPr>
       <w:r>
@@ -89,7 +89,7 @@
     <w:p>
       <w:pPr>
         <w:pStyle w:val="Endure-ChapterBodyText"/>
-        <w:spacing w:before="40" w:after="40"/>
+        <w:spacing w:before="40" w:after="40" w:line="240" w:lineRule="auto"/>
         <w:ind w:left="360" w:hanging="216"/>
       </w:pPr>
       <w:r>
@@ -115,7 +115,7 @@
     <w:p>
       <w:pPr>
         <w:pStyle w:val="Endure-ChapterBodyText"/>
-        <w:spacing w:before="40" w:after="40"/>
+        <w:spacing w:before="40" w:after="40" w:line="240" w:lineRule="auto"/>
         <w:ind w:left="360" w:hanging="216"/>
       </w:pPr>
       <w:r>
@@ -141,7 +141,7 @@
     <w:p>
       <w:pPr>
         <w:pStyle w:val="Endure-ChapterBodyText"/>
-        <w:spacing w:before="40" w:after="40"/>
+        <w:spacing w:before="40" w:after="40" w:line="240" w:lineRule="auto"/>
         <w:ind w:left="360" w:hanging="216"/>
       </w:pPr>
       <w:r>
@@ -172,7 +172,7 @@
     <w:p>
       <w:pPr>
         <w:pStyle w:val="Endure-ChapterBodyText"/>
-        <w:spacing w:before="100" w:after="100"/>
+        <w:spacing w:before="100" w:after="100" w:line="240" w:lineRule="auto"/>
       </w:pPr>
       <w:r>
         <w:rPr>
@@ -217,7 +217,7 @@
           </w:tcPr>
           <w:p>
             <w:pPr>
-              <w:spacing w:before="0" w:after="0"/>
+              <w:spacing w:before="0" w:after="0" w:line="240" w:lineRule="auto"/>
               <w:jc w:val="center"/>
             </w:pPr>
             <w:r>
@@ -250,7 +250,7 @@
           </w:tcPr>
           <w:p>
             <w:pPr>
-              <w:spacing w:before="0" w:after="0"/>
+              <w:spacing w:before="0" w:after="0" w:line="240" w:lineRule="auto"/>
               <w:jc w:val="center"/>
             </w:pPr>
             <w:r>
@@ -288,7 +288,7 @@
           </w:tcPr>
           <w:p>
             <w:pPr>
-              <w:spacing w:before="0" w:after="0"/>
+              <w:spacing w:before="0" w:after="0" w:line="240" w:lineRule="auto"/>
               <w:jc w:val="center"/>
             </w:pPr>
             <w:r>
@@ -319,7 +319,7 @@
           </w:tcPr>
           <w:p>
             <w:pPr>
-              <w:spacing w:before="0" w:after="0"/>
+              <w:spacing w:before="0" w:after="0" w:line="240" w:lineRule="auto"/>
               <w:jc w:val="center"/>
             </w:pPr>
             <w:r>
@@ -355,7 +355,7 @@
           </w:tcPr>
           <w:p>
             <w:pPr>
-              <w:spacing w:before="0" w:after="0"/>
+              <w:spacing w:before="0" w:after="0" w:line="240" w:lineRule="auto"/>
               <w:jc w:val="center"/>
             </w:pPr>
             <w:r>
@@ -386,7 +386,7 @@
           </w:tcPr>
           <w:p>
             <w:pPr>
-              <w:spacing w:before="0" w:after="0"/>
+              <w:spacing w:before="0" w:after="0" w:line="240" w:lineRule="auto"/>
               <w:jc w:val="center"/>
             </w:pPr>
             <w:r>
@@ -422,7 +422,7 @@
           </w:tcPr>
           <w:p>
             <w:pPr>
-              <w:spacing w:before="0" w:after="0"/>
+              <w:spacing w:before="0" w:after="0" w:line="240" w:lineRule="auto"/>
               <w:jc w:val="both"/>
             </w:pPr>
             <w:r>
@@ -453,7 +453,7 @@
           </w:tcPr>
           <w:p>
             <w:pPr>
-              <w:spacing w:before="0" w:after="0"/>
+              <w:spacing w:before="0" w:after="0" w:line="240" w:lineRule="auto"/>
               <w:jc w:val="center"/>
             </w:pPr>
             <w:r>
@@ -489,7 +489,7 @@
           </w:tcPr>
           <w:p>
             <w:pPr>
-              <w:spacing w:before="0" w:after="0"/>
+              <w:spacing w:before="0" w:after="0" w:line="240" w:lineRule="auto"/>
               <w:jc w:val="both"/>
             </w:pPr>
             <w:r>
@@ -520,7 +520,7 @@
           </w:tcPr>
           <w:p>
             <w:pPr>
-              <w:spacing w:before="0" w:after="0"/>
+              <w:spacing w:before="0" w:after="0" w:line="240" w:lineRule="auto"/>
               <w:jc w:val="center"/>
             </w:pPr>
             <w:r>
@@ -556,7 +556,7 @@
           </w:tcPr>
           <w:p>
             <w:pPr>
-              <w:spacing w:before="0" w:after="0"/>
+              <w:spacing w:before="0" w:after="0" w:line="240" w:lineRule="auto"/>
               <w:jc w:val="both"/>
             </w:pPr>
             <w:r>
@@ -587,7 +587,7 @@
           </w:tcPr>
           <w:p>
             <w:pPr>
-              <w:spacing w:before="0" w:after="0"/>
+              <w:spacing w:before="0" w:after="0" w:line="240" w:lineRule="auto"/>
               <w:jc w:val="center"/>
             </w:pPr>
             <w:r>
@@ -608,7 +608,7 @@
     <w:p>
       <w:pPr>
         <w:pStyle w:val="Endure-ChapterBodyText"/>
-        <w:spacing w:before="100" w:after="100"/>
+        <w:spacing w:before="100" w:after="100" w:line="240" w:lineRule="auto"/>
       </w:pPr>
       <w:r>
         <w:rPr>
@@ -621,7 +621,7 @@
     <w:p>
       <w:pPr>
         <w:pStyle w:val="Endure-ChapterBodyText"/>
-        <w:spacing w:before="40" w:after="40"/>
+        <w:spacing w:before="40" w:after="40" w:line="240" w:lineRule="auto"/>
         <w:ind w:left="360" w:hanging="216"/>
       </w:pPr>
       <w:r>
@@ -647,7 +647,7 @@
     <w:p>
       <w:pPr>
         <w:pStyle w:val="Endure-ChapterBodyText"/>
-        <w:spacing w:before="40" w:after="40"/>
+        <w:spacing w:before="40" w:after="40" w:line="240" w:lineRule="auto"/>
         <w:ind w:left="360" w:hanging="216"/>
       </w:pPr>
       <w:r>
@@ -673,7 +673,7 @@
     <w:p>
       <w:pPr>
         <w:pStyle w:val="Endure-ChapterBodyText"/>
-        <w:spacing w:before="40" w:after="40"/>
+        <w:spacing w:before="40" w:after="40" w:line="240" w:lineRule="auto"/>
         <w:ind w:left="360" w:hanging="216"/>
       </w:pPr>
       <w:r>
@@ -793,34 +793,34 @@
       <w:pPr>
         <w:pStyle w:val="Endure-Subhead"/>
         <w:keepNext/>
-        <w:spacing w:before="240" w:after="60"/>
+        <w:spacing w:before="240" w:after="60" w:line="240" w:lineRule="auto"/>
         <w:outlineLvl w:val="1"/>
       </w:pPr>
       <w:r>
         <w:rPr>
           <w:sz w:val="24"/>
         </w:rPr>
-        <w:t>28.1 OCR Clásico: Extracción de Texto de Imágenes</w:t>
+        <w:t>12.1 OCR Clásico: Extracción de Texto de Imágenes</w:t>
       </w:r>
     </w:p>
     <w:p>
       <w:pPr>
         <w:pStyle w:val="Endure-Subhead"/>
         <w:keepNext/>
-        <w:spacing w:before="160" w:after="60"/>
+        <w:spacing w:before="160" w:after="60" w:line="240" w:lineRule="auto"/>
         <w:outlineLvl w:val="2"/>
       </w:pPr>
       <w:r>
         <w:rPr>
           <w:sz w:val="22"/>
         </w:rPr>
-        <w:t>28.1.1 Pytesseract (CPU, Mínima RAM)</w:t>
+        <w:t>12.1.1 Pytesseract (CPU, Mínima RAM)</w:t>
       </w:r>
     </w:p>
     <w:p>
       <w:pPr>
         <w:pStyle w:val="Endure-FirstParagraphBodyText"/>
-        <w:spacing w:before="100" w:after="100"/>
+        <w:spacing w:before="100" w:after="100" w:line="240" w:lineRule="auto"/>
       </w:pPr>
       <w:r>
         <w:rPr>
@@ -2128,20 +2128,20 @@
       <w:pPr>
         <w:pStyle w:val="Endure-Subhead"/>
         <w:keepNext/>
-        <w:spacing w:before="160" w:after="60"/>
+        <w:spacing w:before="160" w:after="60" w:line="240" w:lineRule="auto"/>
         <w:outlineLvl w:val="2"/>
       </w:pPr>
       <w:r>
         <w:rPr>
           <w:sz w:val="22"/>
         </w:rPr>
-        <w:t>28.1.2 EasyOCR (GPU Acelerada, Mejor para Texto en Imágenes Complejas)</w:t>
+        <w:t>12.1.2 EasyOCR (GPU Acelerada, Mejor para Texto en Imágenes Complejas)</w:t>
       </w:r>
     </w:p>
     <w:p>
       <w:pPr>
         <w:pStyle w:val="Endure-FirstParagraphBodyText"/>
-        <w:spacing w:before="100" w:after="100"/>
+        <w:spacing w:before="100" w:after="100" w:line="240" w:lineRule="auto"/>
       </w:pPr>
       <w:r>
         <w:rPr>
@@ -3328,20 +3328,20 @@
       <w:pPr>
         <w:pStyle w:val="Endure-Subhead"/>
         <w:keepNext/>
-        <w:spacing w:before="240" w:after="60"/>
+        <w:spacing w:before="240" w:after="60" w:line="240" w:lineRule="auto"/>
         <w:outlineLvl w:val="1"/>
       </w:pPr>
       <w:r>
         <w:rPr>
           <w:sz w:val="24"/>
         </w:rPr>
-        <w:t>28.2 Pipeline OCR → LLM (Extracción Estructurada)</w:t>
+        <w:t>12.2 Pipeline OCR → LLM (Extracción Estructurada)</w:t>
       </w:r>
     </w:p>
     <w:p>
       <w:pPr>
         <w:pStyle w:val="Endure-FirstParagraphBodyText"/>
-        <w:spacing w:before="100" w:after="100"/>
+        <w:spacing w:before="100" w:after="100" w:line="240" w:lineRule="auto"/>
       </w:pPr>
       <w:r>
         <w:rPr>
@@ -4517,34 +4517,34 @@
       <w:pPr>
         <w:pStyle w:val="Endure-Subhead"/>
         <w:keepNext/>
-        <w:spacing w:before="240" w:after="60"/>
+        <w:spacing w:before="240" w:after="60" w:line="240" w:lineRule="auto"/>
         <w:outlineLvl w:val="1"/>
       </w:pPr>
       <w:r>
         <w:rPr>
           <w:sz w:val="24"/>
         </w:rPr>
-        <w:t>28.3 Modelos de Visión-Lenguaje (VLM)</w:t>
+        <w:t>12.3 Modelos de Visión-Lenguaje (VLM)</w:t>
       </w:r>
     </w:p>
     <w:p>
       <w:pPr>
         <w:pStyle w:val="Endure-Subhead"/>
         <w:keepNext/>
-        <w:spacing w:before="160" w:after="60"/>
+        <w:spacing w:before="160" w:after="60" w:line="240" w:lineRule="auto"/>
         <w:outlineLvl w:val="2"/>
       </w:pPr>
       <w:r>
         <w:rPr>
           <w:sz w:val="22"/>
         </w:rPr>
-        <w:t>28.3.1 Gemma 4 E4B via llama.cpp (Image Captioning Offline, Solo 3 GB)</w:t>
+        <w:t>12.3.1 Gemma 4 E4B via llama.cpp (Image Captioning Offline, Solo 3 GB)</w:t>
       </w:r>
     </w:p>
     <w:p>
       <w:pPr>
         <w:pStyle w:val="Endure-FirstParagraphBodyText"/>
-        <w:spacing w:before="100" w:after="100"/>
+        <w:spacing w:before="100" w:after="100" w:line="240" w:lineRule="auto"/>
       </w:pPr>
       <w:r>
         <w:rPr>
@@ -6051,20 +6051,20 @@
       <w:pPr>
         <w:pStyle w:val="Endure-Subhead"/>
         <w:keepNext/>
-        <w:spacing w:before="240" w:after="60"/>
+        <w:spacing w:before="240" w:after="60" w:line="240" w:lineRule="auto"/>
         <w:outlineLvl w:val="1"/>
       </w:pPr>
       <w:r>
         <w:rPr>
           <w:sz w:val="24"/>
         </w:rPr>
-        <w:t>28.4 Detección de Objetos con nanoowl</w:t>
+        <w:t>12.4 Detección de Objetos con nanoowl</w:t>
       </w:r>
     </w:p>
     <w:p>
       <w:pPr>
         <w:pStyle w:val="Endure-FirstParagraphBodyText"/>
-        <w:spacing w:before="100" w:after="100"/>
+        <w:spacing w:before="100" w:after="100" w:line="240" w:lineRule="auto"/>
       </w:pPr>
       <w:r>
         <w:rPr>
@@ -7692,28 +7692,28 @@
       <w:pPr>
         <w:pStyle w:val="Endure-Subhead"/>
         <w:keepNext/>
-        <w:spacing w:before="240" w:after="60"/>
+        <w:spacing w:before="240" w:after="60" w:line="240" w:lineRule="auto"/>
         <w:outlineLvl w:val="1"/>
       </w:pPr>
       <w:r>
         <w:rPr>
           <w:sz w:val="24"/>
         </w:rPr>
-        <w:t>28.5 Procesamiento de Video con OpenCV</w:t>
+        <w:t>12.5 Procesamiento de Video con OpenCV</w:t>
       </w:r>
     </w:p>
     <w:p>
       <w:pPr>
         <w:pStyle w:val="Endure-Subhead"/>
         <w:keepNext/>
-        <w:spacing w:before="160" w:after="60"/>
+        <w:spacing w:before="160" w:after="60" w:line="240" w:lineRule="auto"/>
         <w:outlineLvl w:val="2"/>
       </w:pPr>
       <w:r>
         <w:rPr>
           <w:sz w:val="22"/>
         </w:rPr>
-        <w:t>28.5.1 Configuración de Cámara USB/CSI</w:t>
+        <w:t>12.5.1 Configuración de Cámara USB/CSI</w:t>
       </w:r>
     </w:p>
     <w:tbl>
@@ -8203,14 +8203,14 @@
       <w:pPr>
         <w:pStyle w:val="Endure-Subhead"/>
         <w:keepNext/>
-        <w:spacing w:before="160" w:after="60"/>
+        <w:spacing w:before="160" w:after="60" w:line="240" w:lineRule="auto"/>
         <w:outlineLvl w:val="2"/>
       </w:pPr>
       <w:r>
         <w:rPr>
           <w:sz w:val="22"/>
         </w:rPr>
-        <w:t>28.5.2 Pipeline de Análisis de Video Frame por Frame</w:t>
+        <w:t>12.5.2 Pipeline de Análisis de Video Frame por Frame</w:t>
       </w:r>
     </w:p>
     <w:tbl>
@@ -9938,20 +9938,20 @@
       <w:pPr>
         <w:pStyle w:val="Endure-Subhead"/>
         <w:keepNext/>
-        <w:spacing w:before="240" w:after="60"/>
+        <w:spacing w:before="240" w:after="60" w:line="240" w:lineRule="auto"/>
         <w:outlineLvl w:val="1"/>
       </w:pPr>
       <w:r>
         <w:rPr>
           <w:sz w:val="24"/>
         </w:rPr>
-        <w:t>28.6 Integración: OCR → RAG → LLM</w:t>
+        <w:t>12.6 Integración: OCR → RAG → LLM</w:t>
       </w:r>
     </w:p>
     <w:p>
       <w:pPr>
         <w:pStyle w:val="Endure-FirstParagraphBodyText"/>
-        <w:spacing w:before="100" w:after="100"/>
+        <w:spacing w:before="100" w:after="100" w:line="240" w:lineRule="auto"/>
       </w:pPr>
       <w:r>
         <w:rPr>
@@ -10889,14 +10889,14 @@
       <w:pPr>
         <w:pStyle w:val="Endure-Subhead"/>
         <w:keepNext/>
-        <w:spacing w:before="240" w:after="60"/>
+        <w:spacing w:before="240" w:after="60" w:line="240" w:lineRule="auto"/>
         <w:outlineLvl w:val="1"/>
       </w:pPr>
       <w:r>
         <w:rPr>
           <w:sz w:val="24"/>
         </w:rPr>
-        <w:t>28.7 Aliases y Scripts del Capítulo</w:t>
+        <w:t>12.7 Aliases y Scripts del Capítulo</w:t>
       </w:r>
     </w:p>
     <w:tbl>
@@ -11297,21 +11297,21 @@
       <w:pPr>
         <w:pStyle w:val="Endure-Subhead"/>
         <w:keepNext/>
-        <w:spacing w:before="240" w:after="60"/>
+        <w:spacing w:before="240" w:after="60" w:line="240" w:lineRule="auto"/>
         <w:outlineLvl w:val="1"/>
       </w:pPr>
       <w:r>
         <w:rPr>
           <w:sz w:val="24"/>
         </w:rPr>
-        <w:t>28.8 Solución de Problemas</w:t>
+        <w:t>12.8 Solución de Problemas</w:t>
       </w:r>
     </w:p>
     <w:p>
       <w:pPr>
         <w:pStyle w:val="Endure-Subhead"/>
         <w:keepNext/>
-        <w:spacing w:before="160" w:after="60"/>
+        <w:spacing w:before="160" w:after="60" w:line="240" w:lineRule="auto"/>
         <w:outlineLvl w:val="2"/>
       </w:pPr>
       <w:r>
@@ -11575,7 +11575,7 @@
       <w:pPr>
         <w:pStyle w:val="Endure-Subhead"/>
         <w:keepNext/>
-        <w:spacing w:before="160" w:after="60"/>
+        <w:spacing w:before="160" w:after="60" w:line="240" w:lineRule="auto"/>
         <w:outlineLvl w:val="2"/>
       </w:pPr>
       <w:r>
@@ -11819,7 +11819,7 @@
       <w:pPr>
         <w:pStyle w:val="Endure-Subhead"/>
         <w:keepNext/>
-        <w:spacing w:before="160" w:after="60"/>
+        <w:spacing w:before="160" w:after="60" w:line="240" w:lineRule="auto"/>
         <w:outlineLvl w:val="2"/>
       </w:pPr>
       <w:r>
@@ -12015,7 +12015,7 @@
       <w:pPr>
         <w:pStyle w:val="Endure-Subhead"/>
         <w:keepNext/>
-        <w:spacing w:before="240" w:after="60"/>
+        <w:spacing w:before="240" w:after="60" w:line="240" w:lineRule="auto"/>
         <w:outlineLvl w:val="1"/>
       </w:pPr>
       <w:r>
@@ -12028,7 +12028,7 @@
     <w:p>
       <w:pPr>
         <w:pStyle w:val="Endure-FirstParagraphBodyText"/>
-        <w:spacing w:before="100" w:after="100"/>
+        <w:spacing w:before="100" w:after="100" w:line="240" w:lineRule="auto"/>
       </w:pPr>
       <w:r>
         <w:rPr>
@@ -12041,7 +12041,7 @@
       <w:pPr>
         <w:pStyle w:val="Endure-Subhead"/>
         <w:keepNext/>
-        <w:spacing w:before="160" w:after="60"/>
+        <w:spacing w:before="160" w:after="60" w:line="240" w:lineRule="auto"/>
         <w:outlineLvl w:val="2"/>
       </w:pPr>
       <w:r>
@@ -12054,7 +12054,7 @@
     <w:p>
       <w:pPr>
         <w:pStyle w:val="Endure-FirstParagraphBodyText"/>
-        <w:spacing w:before="100" w:after="100"/>
+        <w:spacing w:before="100" w:after="100" w:line="240" w:lineRule="auto"/>
       </w:pPr>
       <w:r>
         <w:rPr>
@@ -12368,7 +12368,7 @@
       <w:pPr>
         <w:pStyle w:val="Endure-Subhead"/>
         <w:keepNext/>
-        <w:spacing w:before="160" w:after="60"/>
+        <w:spacing w:before="160" w:after="60" w:line="240" w:lineRule="auto"/>
         <w:outlineLvl w:val="2"/>
       </w:pPr>
       <w:r>
@@ -12381,7 +12381,7 @@
     <w:p>
       <w:pPr>
         <w:pStyle w:val="Endure-FirstParagraphBodyText"/>
-        <w:spacing w:before="100" w:after="100"/>
+        <w:spacing w:before="100" w:after="100" w:line="240" w:lineRule="auto"/>
       </w:pPr>
       <w:r>
         <w:rPr>
@@ -12626,7 +12626,7 @@
       <w:pPr>
         <w:pStyle w:val="Endure-Subhead"/>
         <w:keepNext/>
-        <w:spacing w:before="160" w:after="60"/>
+        <w:spacing w:before="160" w:after="60" w:line="240" w:lineRule="auto"/>
         <w:outlineLvl w:val="2"/>
       </w:pPr>
       <w:r>
@@ -12639,7 +12639,7 @@
     <w:p>
       <w:pPr>
         <w:pStyle w:val="Endure-FirstParagraphBodyText"/>
-        <w:spacing w:before="100" w:after="100"/>
+        <w:spacing w:before="100" w:after="100" w:line="240" w:lineRule="auto"/>
       </w:pPr>
       <w:r>
         <w:rPr>
@@ -12934,7 +12934,7 @@
       <w:pPr>
         <w:pStyle w:val="Endure-Subhead"/>
         <w:keepNext/>
-        <w:spacing w:before="240" w:after="60"/>
+        <w:spacing w:before="240" w:after="60" w:line="240" w:lineRule="auto"/>
         <w:outlineLvl w:val="1"/>
       </w:pPr>
       <w:r>
@@ -12947,7 +12947,7 @@
     <w:p>
       <w:pPr>
         <w:pStyle w:val="Endure-FirstParagraphBodyText"/>
-        <w:spacing w:before="100" w:after="100"/>
+        <w:spacing w:before="100" w:after="100" w:line="240" w:lineRule="auto"/>
       </w:pPr>
       <w:r>
         <w:rPr>
@@ -12959,7 +12959,7 @@
     <w:p>
       <w:pPr>
         <w:pStyle w:val="Endure-ChapterBodyText"/>
-        <w:spacing w:before="40" w:after="40"/>
+        <w:spacing w:before="40" w:after="40" w:line="240" w:lineRule="auto"/>
         <w:ind w:left="360" w:hanging="216"/>
       </w:pPr>
       <w:r>
@@ -12985,7 +12985,7 @@
     <w:p>
       <w:pPr>
         <w:pStyle w:val="Endure-ChapterBodyText"/>
-        <w:spacing w:before="40" w:after="40"/>
+        <w:spacing w:before="40" w:after="40" w:line="240" w:lineRule="auto"/>
         <w:ind w:left="360" w:hanging="216"/>
       </w:pPr>
       <w:r>
@@ -13011,7 +13011,7 @@
     <w:p>
       <w:pPr>
         <w:pStyle w:val="Endure-ChapterBodyText"/>
-        <w:spacing w:before="40" w:after="40"/>
+        <w:spacing w:before="40" w:after="40" w:line="240" w:lineRule="auto"/>
         <w:ind w:left="360" w:hanging="216"/>
       </w:pPr>
       <w:r>
@@ -13037,7 +13037,7 @@
     <w:p>
       <w:pPr>
         <w:pStyle w:val="Endure-ChapterBodyText"/>
-        <w:spacing w:before="40" w:after="40"/>
+        <w:spacing w:before="40" w:after="40" w:line="240" w:lineRule="auto"/>
         <w:ind w:left="360" w:hanging="216"/>
       </w:pPr>
       <w:r>
@@ -13063,7 +13063,7 @@
     <w:p>
       <w:pPr>
         <w:pStyle w:val="Endure-ChapterBodyText"/>
-        <w:spacing w:before="40" w:after="40"/>
+        <w:spacing w:before="40" w:after="40" w:line="240" w:lineRule="auto"/>
         <w:ind w:left="360" w:hanging="216"/>
       </w:pPr>
       <w:r>
@@ -13094,7 +13094,7 @@
     <w:p>
       <w:pPr>
         <w:pStyle w:val="Endure-ChapterBodyText"/>
-        <w:spacing w:before="100" w:after="100"/>
+        <w:spacing w:before="100" w:after="100" w:line="240" w:lineRule="auto"/>
       </w:pPr>
       <w:r>
         <w:rPr>
@@ -13105,6 +13105,11 @@
     </w:p>
     <w:sectPr>
       <w:footerReference w:type="first" r:id="rId43"/>
+      <w:headerReference w:type="default" r:id="rId46"/>
+      <w:footerReference w:type="default" r:id="rId47"/>
+      <w:headerReference w:type="even" r:id="rId48"/>
+      <w:footerReference w:type="even" r:id="rId49"/>
+      <w:headerReference w:type="first" r:id="rId50"/>
       <w:type w:val="nextColumn"/>
       <w:pgSz w:w="10080" w:h="14400"/>
       <w:pgMar w:top="794" w:right="851" w:bottom="794" w:left="1077" w:header="454" w:footer="454" w:gutter="0"/>
@@ -14345,6 +14350,26 @@
       </w:rPr>
       <w:fldChar w:fldCharType="end"/>
     </w:r>
+  </w:p>
+</w:ftr>
+</file>
+
+<file path=word/footer34.xml><?xml version="1.0" encoding="utf-8"?>
+<w:ftr xmlns:m="http://schemas.openxmlformats.org/officeDocument/2006/math" xmlns:mc="http://schemas.openxmlformats.org/markup-compatibility/2006" xmlns:mo="http://schemas.microsoft.com/office/mac/office/2008/main" xmlns:mv="urn:schemas-microsoft-com:mac:vml" xmlns:o="urn:schemas-microsoft-com:office:office" xmlns:r="http://schemas.openxmlformats.org/officeDocument/2006/relationships" xmlns:v="urn:schemas-microsoft-com:vml" xmlns:w10="urn:schemas-microsoft-com:office:word" xmlns:w14="http://schemas.microsoft.com/office/word/2010/wordml" xmlns:w="http://schemas.openxmlformats.org/wordprocessingml/2006/main" xmlns:wne="http://schemas.microsoft.com/office/word/2006/wordml" xmlns:wp14="http://schemas.microsoft.com/office/word/2010/wordprocessingDrawing" xmlns:wp="http://schemas.openxmlformats.org/drawingml/2006/wordprocessingDrawing" xmlns:wpc="http://schemas.microsoft.com/office/word/2010/wordprocessingCanvas" xmlns:wpg="http://schemas.microsoft.com/office/word/2010/wordprocessingGroup" xmlns:wpi="http://schemas.microsoft.com/office/word/2010/wordprocessingInk" xmlns:wps="http://schemas.microsoft.com/office/word/2010/wordprocessingShape" mc:Ignorable="w14 wp14">
+  <w:p>
+    <w:pPr>
+      <w:pStyle w:val="Footer"/>
+    </w:pPr>
+  </w:p>
+</w:ftr>
+</file>
+
+<file path=word/footer35.xml><?xml version="1.0" encoding="utf-8"?>
+<w:ftr xmlns:m="http://schemas.openxmlformats.org/officeDocument/2006/math" xmlns:mc="http://schemas.openxmlformats.org/markup-compatibility/2006" xmlns:mo="http://schemas.microsoft.com/office/mac/office/2008/main" xmlns:mv="urn:schemas-microsoft-com:mac:vml" xmlns:o="urn:schemas-microsoft-com:office:office" xmlns:r="http://schemas.openxmlformats.org/officeDocument/2006/relationships" xmlns:v="urn:schemas-microsoft-com:vml" xmlns:w10="urn:schemas-microsoft-com:office:word" xmlns:w14="http://schemas.microsoft.com/office/word/2010/wordml" xmlns:w="http://schemas.openxmlformats.org/wordprocessingml/2006/main" xmlns:wne="http://schemas.microsoft.com/office/word/2006/wordml" xmlns:wp14="http://schemas.microsoft.com/office/word/2010/wordprocessingDrawing" xmlns:wp="http://schemas.openxmlformats.org/drawingml/2006/wordprocessingDrawing" xmlns:wpc="http://schemas.microsoft.com/office/word/2010/wordprocessingCanvas" xmlns:wpg="http://schemas.microsoft.com/office/word/2010/wordprocessingGroup" xmlns:wpi="http://schemas.microsoft.com/office/word/2010/wordprocessingInk" xmlns:wps="http://schemas.microsoft.com/office/word/2010/wordprocessingShape" mc:Ignorable="w14 wp14">
+  <w:p>
+    <w:pPr>
+      <w:pStyle w:val="Footer"/>
+    </w:pPr>
   </w:p>
 </w:ftr>
 </file>
@@ -14606,6 +14631,36 @@
     <w:r>
       <w:t>TÍTULO DEL LIBRO</w:t>
     </w:r>
+  </w:p>
+</w:hdr>
+</file>
+
+<file path=word/header3.xml><?xml version="1.0" encoding="utf-8"?>
+<w:hdr xmlns:m="http://schemas.openxmlformats.org/officeDocument/2006/math" xmlns:mc="http://schemas.openxmlformats.org/markup-compatibility/2006" xmlns:mo="http://schemas.microsoft.com/office/mac/office/2008/main" xmlns:mv="urn:schemas-microsoft-com:mac:vml" xmlns:o="urn:schemas-microsoft-com:office:office" xmlns:r="http://schemas.openxmlformats.org/officeDocument/2006/relationships" xmlns:v="urn:schemas-microsoft-com:vml" xmlns:w10="urn:schemas-microsoft-com:office:word" xmlns:w14="http://schemas.microsoft.com/office/word/2010/wordml" xmlns:w="http://schemas.openxmlformats.org/wordprocessingml/2006/main" xmlns:wne="http://schemas.microsoft.com/office/word/2006/wordml" xmlns:wp14="http://schemas.microsoft.com/office/word/2010/wordprocessingDrawing" xmlns:wp="http://schemas.openxmlformats.org/drawingml/2006/wordprocessingDrawing" xmlns:wpc="http://schemas.microsoft.com/office/word/2010/wordprocessingCanvas" xmlns:wpg="http://schemas.microsoft.com/office/word/2010/wordprocessingGroup" xmlns:wpi="http://schemas.microsoft.com/office/word/2010/wordprocessingInk" xmlns:wps="http://schemas.microsoft.com/office/word/2010/wordprocessingShape" mc:Ignorable="w14 wp14">
+  <w:p>
+    <w:pPr>
+      <w:pStyle w:val="Header"/>
+    </w:pPr>
+  </w:p>
+</w:hdr>
+</file>
+
+<file path=word/header4.xml><?xml version="1.0" encoding="utf-8"?>
+<w:hdr xmlns:m="http://schemas.openxmlformats.org/officeDocument/2006/math" xmlns:mc="http://schemas.openxmlformats.org/markup-compatibility/2006" xmlns:mo="http://schemas.microsoft.com/office/mac/office/2008/main" xmlns:mv="urn:schemas-microsoft-com:mac:vml" xmlns:o="urn:schemas-microsoft-com:office:office" xmlns:r="http://schemas.openxmlformats.org/officeDocument/2006/relationships" xmlns:v="urn:schemas-microsoft-com:vml" xmlns:w10="urn:schemas-microsoft-com:office:word" xmlns:w14="http://schemas.microsoft.com/office/word/2010/wordml" xmlns:w="http://schemas.openxmlformats.org/wordprocessingml/2006/main" xmlns:wne="http://schemas.microsoft.com/office/word/2006/wordml" xmlns:wp14="http://schemas.microsoft.com/office/word/2010/wordprocessingDrawing" xmlns:wp="http://schemas.openxmlformats.org/drawingml/2006/wordprocessingDrawing" xmlns:wpc="http://schemas.microsoft.com/office/word/2010/wordprocessingCanvas" xmlns:wpg="http://schemas.microsoft.com/office/word/2010/wordprocessingGroup" xmlns:wpi="http://schemas.microsoft.com/office/word/2010/wordprocessingInk" xmlns:wps="http://schemas.microsoft.com/office/word/2010/wordprocessingShape" mc:Ignorable="w14 wp14">
+  <w:p>
+    <w:pPr>
+      <w:pStyle w:val="Header"/>
+    </w:pPr>
+  </w:p>
+</w:hdr>
+</file>
+
+<file path=word/header5.xml><?xml version="1.0" encoding="utf-8"?>
+<w:hdr xmlns:m="http://schemas.openxmlformats.org/officeDocument/2006/math" xmlns:mc="http://schemas.openxmlformats.org/markup-compatibility/2006" xmlns:mo="http://schemas.microsoft.com/office/mac/office/2008/main" xmlns:mv="urn:schemas-microsoft-com:mac:vml" xmlns:o="urn:schemas-microsoft-com:office:office" xmlns:r="http://schemas.openxmlformats.org/officeDocument/2006/relationships" xmlns:v="urn:schemas-microsoft-com:vml" xmlns:w10="urn:schemas-microsoft-com:office:word" xmlns:w14="http://schemas.microsoft.com/office/word/2010/wordml" xmlns:w="http://schemas.openxmlformats.org/wordprocessingml/2006/main" xmlns:wne="http://schemas.microsoft.com/office/word/2006/wordml" xmlns:wp14="http://schemas.microsoft.com/office/word/2010/wordprocessingDrawing" xmlns:wp="http://schemas.openxmlformats.org/drawingml/2006/wordprocessingDrawing" xmlns:wpc="http://schemas.microsoft.com/office/word/2010/wordprocessingCanvas" xmlns:wpg="http://schemas.microsoft.com/office/word/2010/wordprocessingGroup" xmlns:wpi="http://schemas.microsoft.com/office/word/2010/wordprocessingInk" xmlns:wps="http://schemas.microsoft.com/office/word/2010/wordprocessingShape" mc:Ignorable="w14 wp14">
+  <w:p>
+    <w:pPr>
+      <w:pStyle w:val="Header"/>
+    </w:pPr>
   </w:p>
 </w:hdr>
 </file>
